--- a/public/2026/seq04/FICHE_S4-A02_RGPD_4eme.docx
+++ b/public/2026/seq04/FICHE_S4-A02_RGPD_4eme.docx
@@ -279,7 +279,7 @@
     </w:tbl>
     <w:p>
       <w:pPr>
-        <w:spacing w:after="60"/>
+        <w:spacing w:after="96"/>
       </w:pPr>
     </w:p>
     <w:tbl>
@@ -329,8 +329,8 @@
                 <w:bCs/>
                 <w:i w:val="false"/>
                 <w:iCs w:val="false"/>
-                <w:sz w:val="16"/>
-                <w:szCs w:val="16"/>
+                <w:sz w:val="24"/>
+                <w:szCs w:val="24"/>
               </w:rPr>
               <w:t xml:space="preserve">Nom : </w:t>
             </w:r>
@@ -341,10 +341,10 @@
                 <w:bCs w:val="false"/>
                 <w:i w:val="false"/>
                 <w:iCs w:val="false"/>
-                <w:sz w:val="16"/>
-                <w:szCs w:val="16"/>
-              </w:rPr>
-              <w:t xml:space="preserve">....................................</w:t>
+                <w:sz w:val="24"/>
+                <w:szCs w:val="24"/>
+              </w:rPr>
+              <w:t xml:space="preserve">...................</w:t>
             </w:r>
           </w:p>
         </w:tc>
@@ -376,8 +376,8 @@
                 <w:bCs/>
                 <w:i w:val="false"/>
                 <w:iCs w:val="false"/>
-                <w:sz w:val="16"/>
-                <w:szCs w:val="16"/>
+                <w:sz w:val="24"/>
+                <w:szCs w:val="24"/>
               </w:rPr>
               <w:t xml:space="preserve">Prénom : </w:t>
             </w:r>
@@ -388,10 +388,10 @@
                 <w:bCs w:val="false"/>
                 <w:i w:val="false"/>
                 <w:iCs w:val="false"/>
-                <w:sz w:val="16"/>
-                <w:szCs w:val="16"/>
-              </w:rPr>
-              <w:t xml:space="preserve">...............................</w:t>
+                <w:sz w:val="24"/>
+                <w:szCs w:val="24"/>
+              </w:rPr>
+              <w:t xml:space="preserve">................</w:t>
             </w:r>
           </w:p>
         </w:tc>
@@ -423,8 +423,8 @@
                 <w:bCs/>
                 <w:i w:val="false"/>
                 <w:iCs w:val="false"/>
-                <w:sz w:val="16"/>
-                <w:szCs w:val="16"/>
+                <w:sz w:val="24"/>
+                <w:szCs w:val="24"/>
               </w:rPr>
               <w:t xml:space="preserve">Classe : </w:t>
             </w:r>
@@ -435,10 +435,10 @@
                 <w:bCs w:val="false"/>
                 <w:i w:val="false"/>
                 <w:iCs w:val="false"/>
-                <w:sz w:val="16"/>
-                <w:szCs w:val="16"/>
-              </w:rPr>
-              <w:t xml:space="preserve">..........</w:t>
+                <w:sz w:val="24"/>
+                <w:szCs w:val="24"/>
+              </w:rPr>
+              <w:t xml:space="preserve">......</w:t>
             </w:r>
           </w:p>
         </w:tc>
@@ -470,8 +470,8 @@
                 <w:bCs/>
                 <w:i w:val="false"/>
                 <w:iCs w:val="false"/>
-                <w:sz w:val="16"/>
-                <w:szCs w:val="16"/>
+                <w:sz w:val="24"/>
+                <w:szCs w:val="24"/>
               </w:rPr>
               <w:t xml:space="preserve">Maison : </w:t>
             </w:r>
@@ -482,10 +482,776 @@
                 <w:bCs w:val="false"/>
                 <w:i w:val="false"/>
                 <w:iCs w:val="false"/>
-                <w:sz w:val="16"/>
-                <w:szCs w:val="16"/>
-              </w:rPr>
-              <w:t xml:space="preserve">................</w:t>
+                <w:sz w:val="24"/>
+                <w:szCs w:val="24"/>
+              </w:rPr>
+              <w:t xml:space="preserve">......</w:t>
+            </w:r>
+          </w:p>
+        </w:tc>
+      </w:tr>
+    </w:tbl>
+    <w:p>
+      <w:pPr>
+        <w:spacing w:after="128"/>
+      </w:pPr>
+    </w:p>
+    <w:tbl>
+      <w:tblPr>
+        <w:tblW w:type="dxa" w:w="9360"/>
+        <w:tblBorders>
+          <w:top w:val="single" w:color="auto" w:sz="4"/>
+          <w:left w:val="single" w:color="auto" w:sz="4"/>
+          <w:bottom w:val="single" w:color="auto" w:sz="4"/>
+          <w:right w:val="single" w:color="auto" w:sz="4"/>
+          <w:insideH w:val="single" w:color="auto" w:sz="4"/>
+          <w:insideV w:val="single" w:color="auto" w:sz="4"/>
+        </w:tblBorders>
+      </w:tblPr>
+      <w:tblGrid>
+        <w:gridCol w:w="9360"/>
+      </w:tblGrid>
+      <w:tr>
+        <w:tc>
+          <w:tcPr>
+            <w:tcW w:type="dxa" w:w="9360"/>
+            <w:tcBorders>
+              <w:top w:val="single" w:color="000000" w:sz="6"/>
+              <w:left w:val="single" w:color="000000" w:sz="6"/>
+              <w:bottom w:val="single" w:color="000000" w:sz="6"/>
+              <w:right w:val="single" w:color="000000" w:sz="6"/>
+            </w:tcBorders>
+            <w:shd w:fill="D9D9D9" w:val="clear"/>
+            <w:tcMar>
+              <w:top w:type="dxa" w:w="40"/>
+              <w:left w:type="dxa" w:w="80"/>
+              <w:bottom w:type="dxa" w:w="40"/>
+              <w:right w:type="dxa" w:w="80"/>
+            </w:tcMar>
+            <w:vAlign w:val="center"/>
+          </w:tcPr>
+          <w:p>
+            <w:pPr>
+              <w:spacing w:after="0"/>
+              <w:jc w:val="center"/>
+            </w:pPr>
+            <w:r>
+              <w:rPr>
+                <w:rFonts w:ascii="Arial" w:cs="Arial" w:eastAsia="Arial" w:hAnsi="Arial"/>
+                <w:b/>
+                <w:bCs/>
+                <w:i w:val="false"/>
+                <w:iCs w:val="false"/>
+                <w:sz w:val="32"/>
+                <w:szCs w:val="32"/>
+              </w:rPr>
+              <w:t xml:space="preserve">TRACES, COOKIES, RGPD : REPRENDRE LA MAIN</w:t>
+            </w:r>
+          </w:p>
+        </w:tc>
+      </w:tr>
+    </w:tbl>
+    <w:p>
+      <w:pPr>
+        <w:spacing w:after="128"/>
+      </w:pPr>
+    </w:p>
+    <w:tbl>
+      <w:tblPr>
+        <w:tblW w:type="dxa" w:w="9360"/>
+        <w:tblBorders>
+          <w:top w:val="single" w:color="auto" w:sz="4"/>
+          <w:left w:val="single" w:color="auto" w:sz="4"/>
+          <w:bottom w:val="single" w:color="auto" w:sz="4"/>
+          <w:right w:val="single" w:color="auto" w:sz="4"/>
+          <w:insideH w:val="single" w:color="auto" w:sz="4"/>
+          <w:insideV w:val="single" w:color="auto" w:sz="4"/>
+        </w:tblBorders>
+      </w:tblPr>
+      <w:tblGrid>
+        <w:gridCol w:w="9360"/>
+      </w:tblGrid>
+      <w:tr>
+        <w:tc>
+          <w:tcPr>
+            <w:tcW w:type="dxa" w:w="9360"/>
+            <w:tcBorders>
+              <w:top w:val="single" w:color="000000" w:sz="6"/>
+              <w:left w:val="single" w:color="000000" w:sz="6"/>
+              <w:bottom w:val="single" w:color="000000" w:sz="6"/>
+              <w:right w:val="single" w:color="000000" w:sz="6"/>
+            </w:tcBorders>
+            <w:tcMar>
+              <w:top w:type="dxa" w:w="80"/>
+              <w:left w:type="dxa" w:w="120"/>
+              <w:bottom w:type="dxa" w:w="80"/>
+              <w:right w:type="dxa" w:w="120"/>
+            </w:tcMar>
+            <w:vAlign w:val="center"/>
+          </w:tcPr>
+          <w:p>
+            <w:pPr>
+              <w:spacing w:after="48"/>
+            </w:pPr>
+            <w:r>
+              <w:rPr>
+                <w:rFonts w:ascii="Arial" w:cs="Arial" w:eastAsia="Arial" w:hAnsi="Arial"/>
+                <w:b w:val="false"/>
+                <w:bCs w:val="false"/>
+                <w:i w:val="false"/>
+                <w:iCs w:val="false"/>
+                <w:sz w:val="26"/>
+                <w:szCs w:val="26"/>
+              </w:rPr>
+              <w:t xml:space="preserve">Tu cherches UNE fois des chaussures de sport. Pendant deux semaines, des publicités de chaussures te suivent sur tous les sites. Coïncidence ? Non : une mécanique précise… encadrée par une loi qui te donne des droits.</w:t>
+            </w:r>
+          </w:p>
+          <w:p>
+            <w:pPr>
+              <w:spacing w:after="0"/>
+            </w:pPr>
+            <w:r>
+              <w:rPr>
+                <w:rFonts w:ascii="Arial" w:cs="Arial" w:eastAsia="Arial" w:hAnsi="Arial"/>
+                <w:b/>
+                <w:bCs/>
+                <w:i/>
+                <w:iCs/>
+                <w:sz w:val="26"/>
+                <w:szCs w:val="26"/>
+              </w:rPr>
+              <w:t xml:space="preserve">PROBLÉMATIQUE : Comment nos traces sont-elles exploitées, et quels sont nos droits (RGPD) ?</w:t>
+            </w:r>
+          </w:p>
+        </w:tc>
+      </w:tr>
+    </w:tbl>
+    <w:p>
+      <w:pPr>
+        <w:spacing w:after="128"/>
+      </w:pPr>
+    </w:p>
+    <w:tbl>
+      <w:tblPr>
+        <w:tblW w:type="dxa" w:w="9360"/>
+        <w:tblBorders>
+          <w:top w:val="single" w:color="auto" w:sz="4"/>
+          <w:left w:val="single" w:color="auto" w:sz="4"/>
+          <w:bottom w:val="single" w:color="auto" w:sz="4"/>
+          <w:right w:val="single" w:color="auto" w:sz="4"/>
+          <w:insideH w:val="single" w:color="auto" w:sz="4"/>
+          <w:insideV w:val="single" w:color="auto" w:sz="4"/>
+        </w:tblBorders>
+      </w:tblPr>
+      <w:tblGrid>
+        <w:gridCol w:w="9360"/>
+      </w:tblGrid>
+      <w:tr>
+        <w:tc>
+          <w:tcPr>
+            <w:tcW w:type="dxa" w:w="9360"/>
+            <w:tcBorders>
+              <w:top w:val="single" w:color="000000" w:sz="6"/>
+              <w:left w:val="single" w:color="000000" w:sz="6"/>
+              <w:bottom w:val="single" w:color="000000" w:sz="6"/>
+              <w:right w:val="single" w:color="000000" w:sz="6"/>
+            </w:tcBorders>
+            <w:shd w:fill="D9D9D9" w:val="clear"/>
+            <w:tcMar>
+              <w:top w:type="dxa" w:w="40"/>
+              <w:left w:type="dxa" w:w="80"/>
+              <w:bottom w:type="dxa" w:w="40"/>
+              <w:right w:type="dxa" w:w="80"/>
+            </w:tcMar>
+            <w:vAlign w:val="center"/>
+          </w:tcPr>
+          <w:p>
+            <w:pPr>
+              <w:spacing w:after="0"/>
+            </w:pPr>
+            <w:r>
+              <w:rPr>
+                <w:rFonts w:ascii="Arial" w:cs="Arial" w:eastAsia="Arial" w:hAnsi="Arial"/>
+                <w:b/>
+                <w:bCs/>
+                <w:i w:val="false"/>
+                <w:iCs w:val="false"/>
+                <w:sz w:val="28"/>
+                <w:szCs w:val="28"/>
+              </w:rPr>
+              <w:t xml:space="preserve">PARTIE 1 — La mécanique du ciblage publicitaire</w:t>
+            </w:r>
+          </w:p>
+        </w:tc>
+      </w:tr>
+    </w:tbl>
+    <w:p>
+      <w:pPr>
+        <w:spacing w:after="64"/>
+      </w:pPr>
+    </w:p>
+    <w:p>
+      <w:pPr>
+        <w:spacing w:after="96"/>
+      </w:pPr>
+      <w:r>
+        <w:rPr>
+          <w:rFonts w:ascii="Arial" w:cs="Arial" w:eastAsia="Arial" w:hAnsi="Arial"/>
+          <w:b/>
+          <w:bCs/>
+          <w:i w:val="false"/>
+          <w:iCs w:val="false"/>
+          <w:sz w:val="26"/>
+          <w:szCs w:val="26"/>
+        </w:rPr>
+        <w:t xml:space="preserve">➤ </w:t>
+      </w:r>
+      <w:r>
+        <w:rPr>
+          <w:rFonts w:ascii="Arial" w:cs="Arial" w:eastAsia="Arial" w:hAnsi="Arial"/>
+          <w:b w:val="false"/>
+          <w:bCs w:val="false"/>
+          <w:i w:val="false"/>
+          <w:iCs w:val="false"/>
+          <w:sz w:val="26"/>
+          <w:szCs w:val="26"/>
+        </w:rPr>
+        <w:t xml:space="preserve">Numérote de 1 à 5 les étapes du ciblage (elles sont mélangées).</w:t>
+      </w:r>
+    </w:p>
+    <w:tbl>
+      <w:tblPr>
+        <w:tblW w:type="dxa" w:w="9360"/>
+        <w:tblBorders>
+          <w:top w:val="single" w:color="auto" w:sz="4"/>
+          <w:left w:val="single" w:color="auto" w:sz="4"/>
+          <w:bottom w:val="single" w:color="auto" w:sz="4"/>
+          <w:right w:val="single" w:color="auto" w:sz="4"/>
+          <w:insideH w:val="single" w:color="auto" w:sz="4"/>
+          <w:insideV w:val="single" w:color="auto" w:sz="4"/>
+        </w:tblBorders>
+      </w:tblPr>
+      <w:tblGrid>
+        <w:gridCol w:w="900"/>
+        <w:gridCol w:w="8460"/>
+      </w:tblGrid>
+      <w:tr>
+        <w:tc>
+          <w:tcPr>
+            <w:tcW w:type="dxa" w:w="900"/>
+            <w:tcBorders>
+              <w:top w:val="single" w:color="000000" w:sz="6"/>
+              <w:left w:val="single" w:color="000000" w:sz="6"/>
+              <w:bottom w:val="single" w:color="000000" w:sz="6"/>
+              <w:right w:val="single" w:color="000000" w:sz="6"/>
+            </w:tcBorders>
+            <w:shd w:fill="D9D9D9" w:val="clear"/>
+            <w:tcMar>
+              <w:top w:type="dxa" w:w="40"/>
+              <w:left w:type="dxa" w:w="80"/>
+              <w:bottom w:type="dxa" w:w="40"/>
+              <w:right w:type="dxa" w:w="80"/>
+            </w:tcMar>
+            <w:vAlign w:val="center"/>
+          </w:tcPr>
+          <w:p>
+            <w:pPr>
+              <w:spacing w:after="0"/>
+            </w:pPr>
+            <w:r>
+              <w:rPr>
+                <w:rFonts w:ascii="Arial" w:cs="Arial" w:eastAsia="Arial" w:hAnsi="Arial"/>
+                <w:b/>
+                <w:bCs/>
+                <w:i w:val="false"/>
+                <w:iCs w:val="false"/>
+                <w:sz w:val="24"/>
+                <w:szCs w:val="24"/>
+              </w:rPr>
+              <w:t xml:space="preserve">N°</w:t>
+            </w:r>
+          </w:p>
+        </w:tc>
+        <w:tc>
+          <w:tcPr>
+            <w:tcW w:type="dxa" w:w="8460"/>
+            <w:tcBorders>
+              <w:top w:val="single" w:color="000000" w:sz="6"/>
+              <w:left w:val="single" w:color="000000" w:sz="6"/>
+              <w:bottom w:val="single" w:color="000000" w:sz="6"/>
+              <w:right w:val="single" w:color="000000" w:sz="6"/>
+            </w:tcBorders>
+            <w:shd w:fill="D9D9D9" w:val="clear"/>
+            <w:tcMar>
+              <w:top w:type="dxa" w:w="40"/>
+              <w:left w:type="dxa" w:w="80"/>
+              <w:bottom w:type="dxa" w:w="40"/>
+              <w:right w:type="dxa" w:w="80"/>
+            </w:tcMar>
+            <w:vAlign w:val="center"/>
+          </w:tcPr>
+          <w:p>
+            <w:pPr>
+              <w:spacing w:after="0"/>
+            </w:pPr>
+            <w:r>
+              <w:rPr>
+                <w:rFonts w:ascii="Arial" w:cs="Arial" w:eastAsia="Arial" w:hAnsi="Arial"/>
+                <w:b/>
+                <w:bCs/>
+                <w:i w:val="false"/>
+                <w:iCs w:val="false"/>
+                <w:sz w:val="24"/>
+                <w:szCs w:val="24"/>
+              </w:rPr>
+              <w:t xml:space="preserve">Étape</w:t>
+            </w:r>
+          </w:p>
+        </w:tc>
+      </w:tr>
+      <w:tr>
+        <w:tc>
+          <w:tcPr>
+            <w:tcW w:type="dxa" w:w="900"/>
+            <w:tcBorders>
+              <w:top w:val="single" w:color="000000" w:sz="6"/>
+              <w:left w:val="single" w:color="000000" w:sz="6"/>
+              <w:bottom w:val="single" w:color="000000" w:sz="6"/>
+              <w:right w:val="single" w:color="000000" w:sz="6"/>
+            </w:tcBorders>
+            <w:tcMar>
+              <w:top w:type="dxa" w:w="40"/>
+              <w:left w:type="dxa" w:w="80"/>
+              <w:bottom w:type="dxa" w:w="40"/>
+              <w:right w:type="dxa" w:w="80"/>
+            </w:tcMar>
+            <w:vAlign w:val="center"/>
+          </w:tcPr>
+          <w:p>
+            <w:pPr>
+              <w:spacing w:after="0"/>
+            </w:pPr>
+            <w:r>
+              <w:rPr>
+                <w:rFonts w:ascii="Arial" w:cs="Arial" w:eastAsia="Arial" w:hAnsi="Arial"/>
+                <w:b w:val="false"/>
+                <w:bCs w:val="false"/>
+                <w:i w:val="false"/>
+                <w:iCs w:val="false"/>
+                <w:sz w:val="24"/>
+                <w:szCs w:val="24"/>
+              </w:rPr>
+              <w:t xml:space="preserve">......</w:t>
+            </w:r>
+          </w:p>
+        </w:tc>
+        <w:tc>
+          <w:tcPr>
+            <w:tcW w:type="dxa" w:w="8460"/>
+            <w:tcBorders>
+              <w:top w:val="single" w:color="000000" w:sz="6"/>
+              <w:left w:val="single" w:color="000000" w:sz="6"/>
+              <w:bottom w:val="single" w:color="000000" w:sz="6"/>
+              <w:right w:val="single" w:color="000000" w:sz="6"/>
+            </w:tcBorders>
+            <w:tcMar>
+              <w:top w:type="dxa" w:w="40"/>
+              <w:left w:type="dxa" w:w="80"/>
+              <w:bottom w:type="dxa" w:w="40"/>
+              <w:right w:type="dxa" w:w="80"/>
+            </w:tcMar>
+            <w:vAlign w:val="center"/>
+          </w:tcPr>
+          <w:p>
+            <w:pPr>
+              <w:spacing w:after="0"/>
+            </w:pPr>
+            <w:r>
+              <w:rPr>
+                <w:rFonts w:ascii="Arial" w:cs="Arial" w:eastAsia="Arial" w:hAnsi="Arial"/>
+                <w:b w:val="false"/>
+                <w:bCs w:val="false"/>
+                <w:i w:val="false"/>
+                <w:iCs w:val="false"/>
+                <w:sz w:val="24"/>
+                <w:szCs w:val="24"/>
+              </w:rPr>
+              <w:t xml:space="preserve">Une publicité de chaussures s'affiche sur un site de sport… puis partout.</w:t>
+            </w:r>
+          </w:p>
+        </w:tc>
+      </w:tr>
+      <w:tr>
+        <w:tc>
+          <w:tcPr>
+            <w:tcW w:type="dxa" w:w="900"/>
+            <w:tcBorders>
+              <w:top w:val="single" w:color="000000" w:sz="6"/>
+              <w:left w:val="single" w:color="000000" w:sz="6"/>
+              <w:bottom w:val="single" w:color="000000" w:sz="6"/>
+              <w:right w:val="single" w:color="000000" w:sz="6"/>
+            </w:tcBorders>
+            <w:tcMar>
+              <w:top w:type="dxa" w:w="40"/>
+              <w:left w:type="dxa" w:w="80"/>
+              <w:bottom w:type="dxa" w:w="40"/>
+              <w:right w:type="dxa" w:w="80"/>
+            </w:tcMar>
+            <w:vAlign w:val="center"/>
+          </w:tcPr>
+          <w:p>
+            <w:pPr>
+              <w:spacing w:after="0"/>
+            </w:pPr>
+            <w:r>
+              <w:rPr>
+                <w:rFonts w:ascii="Arial" w:cs="Arial" w:eastAsia="Arial" w:hAnsi="Arial"/>
+                <w:b w:val="false"/>
+                <w:bCs w:val="false"/>
+                <w:i w:val="false"/>
+                <w:iCs w:val="false"/>
+                <w:sz w:val="24"/>
+                <w:szCs w:val="24"/>
+              </w:rPr>
+              <w:t xml:space="preserve">......</w:t>
+            </w:r>
+          </w:p>
+        </w:tc>
+        <w:tc>
+          <w:tcPr>
+            <w:tcW w:type="dxa" w:w="8460"/>
+            <w:tcBorders>
+              <w:top w:val="single" w:color="000000" w:sz="6"/>
+              <w:left w:val="single" w:color="000000" w:sz="6"/>
+              <w:bottom w:val="single" w:color="000000" w:sz="6"/>
+              <w:right w:val="single" w:color="000000" w:sz="6"/>
+            </w:tcBorders>
+            <w:tcMar>
+              <w:top w:type="dxa" w:w="40"/>
+              <w:left w:type="dxa" w:w="80"/>
+              <w:bottom w:type="dxa" w:w="40"/>
+              <w:right w:type="dxa" w:w="80"/>
+            </w:tcMar>
+            <w:vAlign w:val="center"/>
+          </w:tcPr>
+          <w:p>
+            <w:pPr>
+              <w:spacing w:after="0"/>
+            </w:pPr>
+            <w:r>
+              <w:rPr>
+                <w:rFonts w:ascii="Arial" w:cs="Arial" w:eastAsia="Arial" w:hAnsi="Arial"/>
+                <w:b w:val="false"/>
+                <w:bCs w:val="false"/>
+                <w:i w:val="false"/>
+                <w:iCs w:val="false"/>
+                <w:sz w:val="24"/>
+                <w:szCs w:val="24"/>
+              </w:rPr>
+              <w:t xml:space="preserve">Je visite un site de chaussures.</w:t>
+            </w:r>
+          </w:p>
+        </w:tc>
+      </w:tr>
+      <w:tr>
+        <w:tc>
+          <w:tcPr>
+            <w:tcW w:type="dxa" w:w="900"/>
+            <w:tcBorders>
+              <w:top w:val="single" w:color="000000" w:sz="6"/>
+              <w:left w:val="single" w:color="000000" w:sz="6"/>
+              <w:bottom w:val="single" w:color="000000" w:sz="6"/>
+              <w:right w:val="single" w:color="000000" w:sz="6"/>
+            </w:tcBorders>
+            <w:tcMar>
+              <w:top w:type="dxa" w:w="40"/>
+              <w:left w:type="dxa" w:w="80"/>
+              <w:bottom w:type="dxa" w:w="40"/>
+              <w:right w:type="dxa" w:w="80"/>
+            </w:tcMar>
+            <w:vAlign w:val="center"/>
+          </w:tcPr>
+          <w:p>
+            <w:pPr>
+              <w:spacing w:after="0"/>
+            </w:pPr>
+            <w:r>
+              <w:rPr>
+                <w:rFonts w:ascii="Arial" w:cs="Arial" w:eastAsia="Arial" w:hAnsi="Arial"/>
+                <w:b w:val="false"/>
+                <w:bCs w:val="false"/>
+                <w:i w:val="false"/>
+                <w:iCs w:val="false"/>
+                <w:sz w:val="24"/>
+                <w:szCs w:val="24"/>
+              </w:rPr>
+              <w:t xml:space="preserve">......</w:t>
+            </w:r>
+          </w:p>
+        </w:tc>
+        <w:tc>
+          <w:tcPr>
+            <w:tcW w:type="dxa" w:w="8460"/>
+            <w:tcBorders>
+              <w:top w:val="single" w:color="000000" w:sz="6"/>
+              <w:left w:val="single" w:color="000000" w:sz="6"/>
+              <w:bottom w:val="single" w:color="000000" w:sz="6"/>
+              <w:right w:val="single" w:color="000000" w:sz="6"/>
+            </w:tcBorders>
+            <w:tcMar>
+              <w:top w:type="dxa" w:w="40"/>
+              <w:left w:type="dxa" w:w="80"/>
+              <w:bottom w:type="dxa" w:w="40"/>
+              <w:right w:type="dxa" w:w="80"/>
+            </w:tcMar>
+            <w:vAlign w:val="center"/>
+          </w:tcPr>
+          <w:p>
+            <w:pPr>
+              <w:spacing w:after="0"/>
+            </w:pPr>
+            <w:r>
+              <w:rPr>
+                <w:rFonts w:ascii="Arial" w:cs="Arial" w:eastAsia="Arial" w:hAnsi="Arial"/>
+                <w:b w:val="false"/>
+                <w:bCs w:val="false"/>
+                <w:i w:val="false"/>
+                <w:iCs w:val="false"/>
+                <w:sz w:val="24"/>
+                <w:szCs w:val="24"/>
+              </w:rPr>
+              <w:t xml:space="preserve">Mon profil (« aime le sport, cherche des chaussures ») est construit et partagé avec des régies publicitaires.</w:t>
+            </w:r>
+          </w:p>
+        </w:tc>
+      </w:tr>
+      <w:tr>
+        <w:tc>
+          <w:tcPr>
+            <w:tcW w:type="dxa" w:w="900"/>
+            <w:tcBorders>
+              <w:top w:val="single" w:color="000000" w:sz="6"/>
+              <w:left w:val="single" w:color="000000" w:sz="6"/>
+              <w:bottom w:val="single" w:color="000000" w:sz="6"/>
+              <w:right w:val="single" w:color="000000" w:sz="6"/>
+            </w:tcBorders>
+            <w:tcMar>
+              <w:top w:type="dxa" w:w="40"/>
+              <w:left w:type="dxa" w:w="80"/>
+              <w:bottom w:type="dxa" w:w="40"/>
+              <w:right w:type="dxa" w:w="80"/>
+            </w:tcMar>
+            <w:vAlign w:val="center"/>
+          </w:tcPr>
+          <w:p>
+            <w:pPr>
+              <w:spacing w:after="0"/>
+            </w:pPr>
+            <w:r>
+              <w:rPr>
+                <w:rFonts w:ascii="Arial" w:cs="Arial" w:eastAsia="Arial" w:hAnsi="Arial"/>
+                <w:b w:val="false"/>
+                <w:bCs w:val="false"/>
+                <w:i w:val="false"/>
+                <w:iCs w:val="false"/>
+                <w:sz w:val="24"/>
+                <w:szCs w:val="24"/>
+              </w:rPr>
+              <w:t xml:space="preserve">......</w:t>
+            </w:r>
+          </w:p>
+        </w:tc>
+        <w:tc>
+          <w:tcPr>
+            <w:tcW w:type="dxa" w:w="8460"/>
+            <w:tcBorders>
+              <w:top w:val="single" w:color="000000" w:sz="6"/>
+              <w:left w:val="single" w:color="000000" w:sz="6"/>
+              <w:bottom w:val="single" w:color="000000" w:sz="6"/>
+              <w:right w:val="single" w:color="000000" w:sz="6"/>
+            </w:tcBorders>
+            <w:tcMar>
+              <w:top w:type="dxa" w:w="40"/>
+              <w:left w:type="dxa" w:w="80"/>
+              <w:bottom w:type="dxa" w:w="40"/>
+              <w:right w:type="dxa" w:w="80"/>
+            </w:tcMar>
+            <w:vAlign w:val="center"/>
+          </w:tcPr>
+          <w:p>
+            <w:pPr>
+              <w:spacing w:after="0"/>
+            </w:pPr>
+            <w:r>
+              <w:rPr>
+                <w:rFonts w:ascii="Arial" w:cs="Arial" w:eastAsia="Arial" w:hAnsi="Arial"/>
+                <w:b w:val="false"/>
+                <w:bCs w:val="false"/>
+                <w:i w:val="false"/>
+                <w:iCs w:val="false"/>
+                <w:sz w:val="24"/>
+                <w:szCs w:val="24"/>
+              </w:rPr>
+              <w:t xml:space="preserve">Un cookie est déposé dans mon navigateur : il me « reconnaît » de site en site.</w:t>
+            </w:r>
+          </w:p>
+        </w:tc>
+      </w:tr>
+      <w:tr>
+        <w:tc>
+          <w:tcPr>
+            <w:tcW w:type="dxa" w:w="900"/>
+            <w:tcBorders>
+              <w:top w:val="single" w:color="000000" w:sz="6"/>
+              <w:left w:val="single" w:color="000000" w:sz="6"/>
+              <w:bottom w:val="single" w:color="000000" w:sz="6"/>
+              <w:right w:val="single" w:color="000000" w:sz="6"/>
+            </w:tcBorders>
+            <w:tcMar>
+              <w:top w:type="dxa" w:w="40"/>
+              <w:left w:type="dxa" w:w="80"/>
+              <w:bottom w:type="dxa" w:w="40"/>
+              <w:right w:type="dxa" w:w="80"/>
+            </w:tcMar>
+            <w:vAlign w:val="center"/>
+          </w:tcPr>
+          <w:p>
+            <w:pPr>
+              <w:spacing w:after="0"/>
+            </w:pPr>
+            <w:r>
+              <w:rPr>
+                <w:rFonts w:ascii="Arial" w:cs="Arial" w:eastAsia="Arial" w:hAnsi="Arial"/>
+                <w:b w:val="false"/>
+                <w:bCs w:val="false"/>
+                <w:i w:val="false"/>
+                <w:iCs w:val="false"/>
+                <w:sz w:val="24"/>
+                <w:szCs w:val="24"/>
+              </w:rPr>
+              <w:t xml:space="preserve">......</w:t>
+            </w:r>
+          </w:p>
+        </w:tc>
+        <w:tc>
+          <w:tcPr>
+            <w:tcW w:type="dxa" w:w="8460"/>
+            <w:tcBorders>
+              <w:top w:val="single" w:color="000000" w:sz="6"/>
+              <w:left w:val="single" w:color="000000" w:sz="6"/>
+              <w:bottom w:val="single" w:color="000000" w:sz="6"/>
+              <w:right w:val="single" w:color="000000" w:sz="6"/>
+            </w:tcBorders>
+            <w:tcMar>
+              <w:top w:type="dxa" w:w="40"/>
+              <w:left w:type="dxa" w:w="80"/>
+              <w:bottom w:type="dxa" w:w="40"/>
+              <w:right w:type="dxa" w:w="80"/>
+            </w:tcMar>
+            <w:vAlign w:val="center"/>
+          </w:tcPr>
+          <w:p>
+            <w:pPr>
+              <w:spacing w:after="0"/>
+            </w:pPr>
+            <w:r>
+              <w:rPr>
+                <w:rFonts w:ascii="Arial" w:cs="Arial" w:eastAsia="Arial" w:hAnsi="Arial"/>
+                <w:b w:val="false"/>
+                <w:bCs w:val="false"/>
+                <w:i w:val="false"/>
+                <w:iCs w:val="false"/>
+                <w:sz w:val="24"/>
+                <w:szCs w:val="24"/>
+              </w:rPr>
+              <w:t xml:space="preserve">Les annonceurs enchérissent en quelques millisecondes pour m'afficher LEUR pub.</w:t>
+            </w:r>
+          </w:p>
+        </w:tc>
+      </w:tr>
+    </w:tbl>
+    <w:tbl>
+      <w:tblPr>
+        <w:tblW w:type="dxa" w:w="9360"/>
+        <w:tblBorders>
+          <w:top w:val="single" w:color="auto" w:sz="4"/>
+          <w:left w:val="single" w:color="auto" w:sz="4"/>
+          <w:bottom w:val="single" w:color="auto" w:sz="4"/>
+          <w:right w:val="single" w:color="auto" w:sz="4"/>
+          <w:insideH w:val="single" w:color="auto" w:sz="4"/>
+          <w:insideV w:val="single" w:color="auto" w:sz="4"/>
+        </w:tblBorders>
+      </w:tblPr>
+      <w:tblGrid>
+        <w:gridCol w:w="9360"/>
+      </w:tblGrid>
+      <w:tr>
+        <w:tc>
+          <w:tcPr>
+            <w:tcW w:type="dxa" w:w="9360"/>
+            <w:tcBorders>
+              <w:top w:val="single" w:color="000000" w:sz="6"/>
+              <w:left w:val="single" w:color="000000" w:sz="6"/>
+              <w:bottom w:val="single" w:color="000000" w:sz="6"/>
+              <w:right w:val="single" w:color="000000" w:sz="6"/>
+            </w:tcBorders>
+            <w:tcMar>
+              <w:top w:type="dxa" w:w="60"/>
+              <w:left w:type="dxa" w:w="120"/>
+              <w:bottom w:type="dxa" w:w="60"/>
+              <w:right w:type="dxa" w:w="120"/>
+            </w:tcMar>
+            <w:vAlign w:val="center"/>
+          </w:tcPr>
+          <w:p>
+            <w:pPr>
+              <w:spacing w:after="64"/>
+            </w:pPr>
+            <w:r>
+              <w:rPr>
+                <w:rFonts w:ascii="Arial" w:cs="Arial" w:eastAsia="Arial" w:hAnsi="Arial"/>
+                <w:b/>
+                <w:bCs/>
+                <w:i w:val="false"/>
+                <w:iCs w:val="false"/>
+                <w:sz w:val="26"/>
+                <w:szCs w:val="26"/>
+              </w:rPr>
+              <w:t xml:space="preserve">DÉFINITION — COOKIE (témoin de connexion) — à compléter ensemble</w:t>
+            </w:r>
+          </w:p>
+          <w:p>
+            <w:pPr>
+              <w:spacing w:after="80"/>
+            </w:pPr>
+            <w:r>
+              <w:rPr>
+                <w:rFonts w:ascii="Arial" w:cs="Arial" w:eastAsia="Arial" w:hAnsi="Arial"/>
+                <w:b w:val="false"/>
+                <w:bCs w:val="false"/>
+                <w:i w:val="false"/>
+                <w:iCs w:val="false"/>
+                <w:sz w:val="24"/>
+                <w:szCs w:val="24"/>
+              </w:rPr>
+              <w:t xml:space="preserve">.........................................................................</w:t>
+            </w:r>
+          </w:p>
+          <w:p>
+            <w:pPr>
+              <w:spacing w:after="80"/>
+            </w:pPr>
+            <w:r>
+              <w:rPr>
+                <w:rFonts w:ascii="Arial" w:cs="Arial" w:eastAsia="Arial" w:hAnsi="Arial"/>
+                <w:b w:val="false"/>
+                <w:bCs w:val="false"/>
+                <w:i w:val="false"/>
+                <w:iCs w:val="false"/>
+                <w:sz w:val="24"/>
+                <w:szCs w:val="24"/>
+              </w:rPr>
+              <w:t xml:space="preserve">.........................................................................</w:t>
             </w:r>
           </w:p>
         </w:tc>
@@ -533,7 +1299,6 @@
           <w:p>
             <w:pPr>
               <w:spacing w:after="0"/>
-              <w:jc w:val="center"/>
             </w:pPr>
             <w:r>
               <w:rPr>
@@ -542,10 +1307,10 @@
                 <w:bCs/>
                 <w:i w:val="false"/>
                 <w:iCs w:val="false"/>
-                <w:sz w:val="24"/>
-                <w:szCs w:val="24"/>
-              </w:rPr>
-              <w:t xml:space="preserve">TRACES, COOKIES, RGPD : REPRENDRE LA MAIN</w:t>
+                <w:sz w:val="28"/>
+                <w:szCs w:val="28"/>
+              </w:rPr>
+              <w:t xml:space="preserve">PARTIE 2 — Mes droits : le RGPD</w:t>
             </w:r>
           </w:p>
         </w:tc>
@@ -553,146 +1318,12 @@
     </w:tbl>
     <w:p>
       <w:pPr>
-        <w:spacing w:after="80"/>
-      </w:pPr>
-    </w:p>
-    <w:tbl>
-      <w:tblPr>
-        <w:tblW w:type="dxa" w:w="9360"/>
-        <w:tblBorders>
-          <w:top w:val="single" w:color="auto" w:sz="4"/>
-          <w:left w:val="single" w:color="auto" w:sz="4"/>
-          <w:bottom w:val="single" w:color="auto" w:sz="4"/>
-          <w:right w:val="single" w:color="auto" w:sz="4"/>
-          <w:insideH w:val="single" w:color="auto" w:sz="4"/>
-          <w:insideV w:val="single" w:color="auto" w:sz="4"/>
-        </w:tblBorders>
-      </w:tblPr>
-      <w:tblGrid>
-        <w:gridCol w:w="9360"/>
-      </w:tblGrid>
-      <w:tr>
-        <w:tc>
-          <w:tcPr>
-            <w:tcW w:type="dxa" w:w="9360"/>
-            <w:tcBorders>
-              <w:top w:val="single" w:color="000000" w:sz="6"/>
-              <w:left w:val="single" w:color="000000" w:sz="6"/>
-              <w:bottom w:val="single" w:color="000000" w:sz="6"/>
-              <w:right w:val="single" w:color="000000" w:sz="6"/>
-            </w:tcBorders>
-            <w:tcMar>
-              <w:top w:type="dxa" w:w="80"/>
-              <w:left w:type="dxa" w:w="120"/>
-              <w:bottom w:type="dxa" w:w="80"/>
-              <w:right w:type="dxa" w:w="120"/>
-            </w:tcMar>
-            <w:vAlign w:val="center"/>
-          </w:tcPr>
-          <w:p>
-            <w:pPr>
-              <w:spacing w:after="30"/>
-            </w:pPr>
-            <w:r>
-              <w:rPr>
-                <w:rFonts w:ascii="Arial" w:cs="Arial" w:eastAsia="Arial" w:hAnsi="Arial"/>
-                <w:b w:val="false"/>
-                <w:bCs w:val="false"/>
-                <w:i w:val="false"/>
-                <w:iCs w:val="false"/>
-                <w:sz w:val="18"/>
-                <w:szCs w:val="18"/>
-              </w:rPr>
-              <w:t xml:space="preserve">Tu cherches UNE fois des chaussures de sport. Pendant deux semaines, des publicités de chaussures te suivent sur tous les sites. Coïncidence ? Non : une mécanique précise… encadrée par une loi qui te donne des droits.</w:t>
-            </w:r>
-          </w:p>
-          <w:p>
-            <w:pPr>
-              <w:spacing w:after="0"/>
-            </w:pPr>
-            <w:r>
-              <w:rPr>
-                <w:rFonts w:ascii="Arial" w:cs="Arial" w:eastAsia="Arial" w:hAnsi="Arial"/>
-                <w:b/>
-                <w:bCs/>
-                <w:i/>
-                <w:iCs/>
-                <w:sz w:val="18"/>
-                <w:szCs w:val="18"/>
-              </w:rPr>
-              <w:t xml:space="preserve">PROBLÉMATIQUE : Comment nos traces sont-elles exploitées, et quels sont nos droits (RGPD) ?</w:t>
-            </w:r>
-          </w:p>
-        </w:tc>
-      </w:tr>
-    </w:tbl>
-    <w:p>
-      <w:pPr>
-        <w:spacing w:after="80"/>
-      </w:pPr>
-    </w:p>
-    <w:tbl>
-      <w:tblPr>
-        <w:tblW w:type="dxa" w:w="9360"/>
-        <w:tblBorders>
-          <w:top w:val="single" w:color="auto" w:sz="4"/>
-          <w:left w:val="single" w:color="auto" w:sz="4"/>
-          <w:bottom w:val="single" w:color="auto" w:sz="4"/>
-          <w:right w:val="single" w:color="auto" w:sz="4"/>
-          <w:insideH w:val="single" w:color="auto" w:sz="4"/>
-          <w:insideV w:val="single" w:color="auto" w:sz="4"/>
-        </w:tblBorders>
-      </w:tblPr>
-      <w:tblGrid>
-        <w:gridCol w:w="9360"/>
-      </w:tblGrid>
-      <w:tr>
-        <w:tc>
-          <w:tcPr>
-            <w:tcW w:type="dxa" w:w="9360"/>
-            <w:tcBorders>
-              <w:top w:val="single" w:color="000000" w:sz="6"/>
-              <w:left w:val="single" w:color="000000" w:sz="6"/>
-              <w:bottom w:val="single" w:color="000000" w:sz="6"/>
-              <w:right w:val="single" w:color="000000" w:sz="6"/>
-            </w:tcBorders>
-            <w:shd w:fill="D9D9D9" w:val="clear"/>
-            <w:tcMar>
-              <w:top w:type="dxa" w:w="40"/>
-              <w:left w:type="dxa" w:w="80"/>
-              <w:bottom w:type="dxa" w:w="40"/>
-              <w:right w:type="dxa" w:w="80"/>
-            </w:tcMar>
-            <w:vAlign w:val="center"/>
-          </w:tcPr>
-          <w:p>
-            <w:pPr>
-              <w:spacing w:after="0"/>
-            </w:pPr>
-            <w:r>
-              <w:rPr>
-                <w:rFonts w:ascii="Arial" w:cs="Arial" w:eastAsia="Arial" w:hAnsi="Arial"/>
-                <w:b/>
-                <w:bCs/>
-                <w:i w:val="false"/>
-                <w:iCs w:val="false"/>
-                <w:sz w:val="20"/>
-                <w:szCs w:val="20"/>
-              </w:rPr>
-              <w:t xml:space="preserve">PARTIE 1 — La mécanique du ciblage publicitaire</w:t>
-            </w:r>
-          </w:p>
-        </w:tc>
-      </w:tr>
-    </w:tbl>
-    <w:p>
-      <w:pPr>
-        <w:spacing w:after="40"/>
+        <w:spacing w:after="64"/>
       </w:pPr>
     </w:p>
     <w:p>
       <w:pPr>
-        <w:spacing w:after="60"/>
+        <w:spacing w:after="96"/>
       </w:pPr>
       <w:r>
         <w:rPr>
@@ -701,8 +1332,8 @@
           <w:bCs/>
           <w:i w:val="false"/>
           <w:iCs w:val="false"/>
-          <w:sz w:val="18"/>
-          <w:szCs w:val="18"/>
+          <w:sz w:val="26"/>
+          <w:szCs w:val="26"/>
         </w:rPr>
         <w:t xml:space="preserve">➤ </w:t>
       </w:r>
@@ -713,639 +1344,8 @@
           <w:bCs w:val="false"/>
           <w:i w:val="false"/>
           <w:iCs w:val="false"/>
-          <w:sz w:val="18"/>
-          <w:szCs w:val="18"/>
-        </w:rPr>
-        <w:t xml:space="preserve">Numérote de 1 à 5 les étapes du ciblage (elles sont mélangées).</w:t>
-      </w:r>
-    </w:p>
-    <w:tbl>
-      <w:tblPr>
-        <w:tblW w:type="dxa" w:w="9360"/>
-        <w:tblBorders>
-          <w:top w:val="single" w:color="auto" w:sz="4"/>
-          <w:left w:val="single" w:color="auto" w:sz="4"/>
-          <w:bottom w:val="single" w:color="auto" w:sz="4"/>
-          <w:right w:val="single" w:color="auto" w:sz="4"/>
-          <w:insideH w:val="single" w:color="auto" w:sz="4"/>
-          <w:insideV w:val="single" w:color="auto" w:sz="4"/>
-        </w:tblBorders>
-      </w:tblPr>
-      <w:tblGrid>
-        <w:gridCol w:w="900"/>
-        <w:gridCol w:w="8460"/>
-      </w:tblGrid>
-      <w:tr>
-        <w:tc>
-          <w:tcPr>
-            <w:tcW w:type="dxa" w:w="900"/>
-            <w:tcBorders>
-              <w:top w:val="single" w:color="000000" w:sz="6"/>
-              <w:left w:val="single" w:color="000000" w:sz="6"/>
-              <w:bottom w:val="single" w:color="000000" w:sz="6"/>
-              <w:right w:val="single" w:color="000000" w:sz="6"/>
-            </w:tcBorders>
-            <w:shd w:fill="D9D9D9" w:val="clear"/>
-            <w:tcMar>
-              <w:top w:type="dxa" w:w="40"/>
-              <w:left w:type="dxa" w:w="80"/>
-              <w:bottom w:type="dxa" w:w="40"/>
-              <w:right w:type="dxa" w:w="80"/>
-            </w:tcMar>
-            <w:vAlign w:val="center"/>
-          </w:tcPr>
-          <w:p>
-            <w:pPr>
-              <w:spacing w:after="0"/>
-            </w:pPr>
-            <w:r>
-              <w:rPr>
-                <w:rFonts w:ascii="Arial" w:cs="Arial" w:eastAsia="Arial" w:hAnsi="Arial"/>
-                <w:b/>
-                <w:bCs/>
-                <w:i w:val="false"/>
-                <w:iCs w:val="false"/>
-                <w:sz w:val="16"/>
-                <w:szCs w:val="16"/>
-              </w:rPr>
-              <w:t xml:space="preserve">N°</w:t>
-            </w:r>
-          </w:p>
-        </w:tc>
-        <w:tc>
-          <w:tcPr>
-            <w:tcW w:type="dxa" w:w="8460"/>
-            <w:tcBorders>
-              <w:top w:val="single" w:color="000000" w:sz="6"/>
-              <w:left w:val="single" w:color="000000" w:sz="6"/>
-              <w:bottom w:val="single" w:color="000000" w:sz="6"/>
-              <w:right w:val="single" w:color="000000" w:sz="6"/>
-            </w:tcBorders>
-            <w:shd w:fill="D9D9D9" w:val="clear"/>
-            <w:tcMar>
-              <w:top w:type="dxa" w:w="40"/>
-              <w:left w:type="dxa" w:w="80"/>
-              <w:bottom w:type="dxa" w:w="40"/>
-              <w:right w:type="dxa" w:w="80"/>
-            </w:tcMar>
-            <w:vAlign w:val="center"/>
-          </w:tcPr>
-          <w:p>
-            <w:pPr>
-              <w:spacing w:after="0"/>
-            </w:pPr>
-            <w:r>
-              <w:rPr>
-                <w:rFonts w:ascii="Arial" w:cs="Arial" w:eastAsia="Arial" w:hAnsi="Arial"/>
-                <w:b/>
-                <w:bCs/>
-                <w:i w:val="false"/>
-                <w:iCs w:val="false"/>
-                <w:sz w:val="16"/>
-                <w:szCs w:val="16"/>
-              </w:rPr>
-              <w:t xml:space="preserve">Étape</w:t>
-            </w:r>
-          </w:p>
-        </w:tc>
-      </w:tr>
-      <w:tr>
-        <w:tc>
-          <w:tcPr>
-            <w:tcW w:type="dxa" w:w="900"/>
-            <w:tcBorders>
-              <w:top w:val="single" w:color="000000" w:sz="6"/>
-              <w:left w:val="single" w:color="000000" w:sz="6"/>
-              <w:bottom w:val="single" w:color="000000" w:sz="6"/>
-              <w:right w:val="single" w:color="000000" w:sz="6"/>
-            </w:tcBorders>
-            <w:tcMar>
-              <w:top w:type="dxa" w:w="40"/>
-              <w:left w:type="dxa" w:w="80"/>
-              <w:bottom w:type="dxa" w:w="40"/>
-              <w:right w:type="dxa" w:w="80"/>
-            </w:tcMar>
-            <w:vAlign w:val="center"/>
-          </w:tcPr>
-          <w:p>
-            <w:pPr>
-              <w:spacing w:after="0"/>
-            </w:pPr>
-            <w:r>
-              <w:rPr>
-                <w:rFonts w:ascii="Arial" w:cs="Arial" w:eastAsia="Arial" w:hAnsi="Arial"/>
-                <w:b w:val="false"/>
-                <w:bCs w:val="false"/>
-                <w:i w:val="false"/>
-                <w:iCs w:val="false"/>
-                <w:sz w:val="16"/>
-                <w:szCs w:val="16"/>
-              </w:rPr>
-              <w:t xml:space="preserve">......</w:t>
-            </w:r>
-          </w:p>
-        </w:tc>
-        <w:tc>
-          <w:tcPr>
-            <w:tcW w:type="dxa" w:w="8460"/>
-            <w:tcBorders>
-              <w:top w:val="single" w:color="000000" w:sz="6"/>
-              <w:left w:val="single" w:color="000000" w:sz="6"/>
-              <w:bottom w:val="single" w:color="000000" w:sz="6"/>
-              <w:right w:val="single" w:color="000000" w:sz="6"/>
-            </w:tcBorders>
-            <w:tcMar>
-              <w:top w:type="dxa" w:w="40"/>
-              <w:left w:type="dxa" w:w="80"/>
-              <w:bottom w:type="dxa" w:w="40"/>
-              <w:right w:type="dxa" w:w="80"/>
-            </w:tcMar>
-            <w:vAlign w:val="center"/>
-          </w:tcPr>
-          <w:p>
-            <w:pPr>
-              <w:spacing w:after="0"/>
-            </w:pPr>
-            <w:r>
-              <w:rPr>
-                <w:rFonts w:ascii="Arial" w:cs="Arial" w:eastAsia="Arial" w:hAnsi="Arial"/>
-                <w:b w:val="false"/>
-                <w:bCs w:val="false"/>
-                <w:i w:val="false"/>
-                <w:iCs w:val="false"/>
-                <w:sz w:val="16"/>
-                <w:szCs w:val="16"/>
-              </w:rPr>
-              <w:t xml:space="preserve">Une publicité de chaussures s'affiche sur un site de sport… puis partout.</w:t>
-            </w:r>
-          </w:p>
-        </w:tc>
-      </w:tr>
-      <w:tr>
-        <w:tc>
-          <w:tcPr>
-            <w:tcW w:type="dxa" w:w="900"/>
-            <w:tcBorders>
-              <w:top w:val="single" w:color="000000" w:sz="6"/>
-              <w:left w:val="single" w:color="000000" w:sz="6"/>
-              <w:bottom w:val="single" w:color="000000" w:sz="6"/>
-              <w:right w:val="single" w:color="000000" w:sz="6"/>
-            </w:tcBorders>
-            <w:tcMar>
-              <w:top w:type="dxa" w:w="40"/>
-              <w:left w:type="dxa" w:w="80"/>
-              <w:bottom w:type="dxa" w:w="40"/>
-              <w:right w:type="dxa" w:w="80"/>
-            </w:tcMar>
-            <w:vAlign w:val="center"/>
-          </w:tcPr>
-          <w:p>
-            <w:pPr>
-              <w:spacing w:after="0"/>
-            </w:pPr>
-            <w:r>
-              <w:rPr>
-                <w:rFonts w:ascii="Arial" w:cs="Arial" w:eastAsia="Arial" w:hAnsi="Arial"/>
-                <w:b w:val="false"/>
-                <w:bCs w:val="false"/>
-                <w:i w:val="false"/>
-                <w:iCs w:val="false"/>
-                <w:sz w:val="16"/>
-                <w:szCs w:val="16"/>
-              </w:rPr>
-              <w:t xml:space="preserve">......</w:t>
-            </w:r>
-          </w:p>
-        </w:tc>
-        <w:tc>
-          <w:tcPr>
-            <w:tcW w:type="dxa" w:w="8460"/>
-            <w:tcBorders>
-              <w:top w:val="single" w:color="000000" w:sz="6"/>
-              <w:left w:val="single" w:color="000000" w:sz="6"/>
-              <w:bottom w:val="single" w:color="000000" w:sz="6"/>
-              <w:right w:val="single" w:color="000000" w:sz="6"/>
-            </w:tcBorders>
-            <w:tcMar>
-              <w:top w:type="dxa" w:w="40"/>
-              <w:left w:type="dxa" w:w="80"/>
-              <w:bottom w:type="dxa" w:w="40"/>
-              <w:right w:type="dxa" w:w="80"/>
-            </w:tcMar>
-            <w:vAlign w:val="center"/>
-          </w:tcPr>
-          <w:p>
-            <w:pPr>
-              <w:spacing w:after="0"/>
-            </w:pPr>
-            <w:r>
-              <w:rPr>
-                <w:rFonts w:ascii="Arial" w:cs="Arial" w:eastAsia="Arial" w:hAnsi="Arial"/>
-                <w:b w:val="false"/>
-                <w:bCs w:val="false"/>
-                <w:i w:val="false"/>
-                <w:iCs w:val="false"/>
-                <w:sz w:val="16"/>
-                <w:szCs w:val="16"/>
-              </w:rPr>
-              <w:t xml:space="preserve">Je visite un site de chaussures.</w:t>
-            </w:r>
-          </w:p>
-        </w:tc>
-      </w:tr>
-      <w:tr>
-        <w:tc>
-          <w:tcPr>
-            <w:tcW w:type="dxa" w:w="900"/>
-            <w:tcBorders>
-              <w:top w:val="single" w:color="000000" w:sz="6"/>
-              <w:left w:val="single" w:color="000000" w:sz="6"/>
-              <w:bottom w:val="single" w:color="000000" w:sz="6"/>
-              <w:right w:val="single" w:color="000000" w:sz="6"/>
-            </w:tcBorders>
-            <w:tcMar>
-              <w:top w:type="dxa" w:w="40"/>
-              <w:left w:type="dxa" w:w="80"/>
-              <w:bottom w:type="dxa" w:w="40"/>
-              <w:right w:type="dxa" w:w="80"/>
-            </w:tcMar>
-            <w:vAlign w:val="center"/>
-          </w:tcPr>
-          <w:p>
-            <w:pPr>
-              <w:spacing w:after="0"/>
-            </w:pPr>
-            <w:r>
-              <w:rPr>
-                <w:rFonts w:ascii="Arial" w:cs="Arial" w:eastAsia="Arial" w:hAnsi="Arial"/>
-                <w:b w:val="false"/>
-                <w:bCs w:val="false"/>
-                <w:i w:val="false"/>
-                <w:iCs w:val="false"/>
-                <w:sz w:val="16"/>
-                <w:szCs w:val="16"/>
-              </w:rPr>
-              <w:t xml:space="preserve">......</w:t>
-            </w:r>
-          </w:p>
-        </w:tc>
-        <w:tc>
-          <w:tcPr>
-            <w:tcW w:type="dxa" w:w="8460"/>
-            <w:tcBorders>
-              <w:top w:val="single" w:color="000000" w:sz="6"/>
-              <w:left w:val="single" w:color="000000" w:sz="6"/>
-              <w:bottom w:val="single" w:color="000000" w:sz="6"/>
-              <w:right w:val="single" w:color="000000" w:sz="6"/>
-            </w:tcBorders>
-            <w:tcMar>
-              <w:top w:type="dxa" w:w="40"/>
-              <w:left w:type="dxa" w:w="80"/>
-              <w:bottom w:type="dxa" w:w="40"/>
-              <w:right w:type="dxa" w:w="80"/>
-            </w:tcMar>
-            <w:vAlign w:val="center"/>
-          </w:tcPr>
-          <w:p>
-            <w:pPr>
-              <w:spacing w:after="0"/>
-            </w:pPr>
-            <w:r>
-              <w:rPr>
-                <w:rFonts w:ascii="Arial" w:cs="Arial" w:eastAsia="Arial" w:hAnsi="Arial"/>
-                <w:b w:val="false"/>
-                <w:bCs w:val="false"/>
-                <w:i w:val="false"/>
-                <w:iCs w:val="false"/>
-                <w:sz w:val="16"/>
-                <w:szCs w:val="16"/>
-              </w:rPr>
-              <w:t xml:space="preserve">Mon profil (« aime le sport, cherche des chaussures ») est construit et partagé avec des régies publicitaires.</w:t>
-            </w:r>
-          </w:p>
-        </w:tc>
-      </w:tr>
-      <w:tr>
-        <w:tc>
-          <w:tcPr>
-            <w:tcW w:type="dxa" w:w="900"/>
-            <w:tcBorders>
-              <w:top w:val="single" w:color="000000" w:sz="6"/>
-              <w:left w:val="single" w:color="000000" w:sz="6"/>
-              <w:bottom w:val="single" w:color="000000" w:sz="6"/>
-              <w:right w:val="single" w:color="000000" w:sz="6"/>
-            </w:tcBorders>
-            <w:tcMar>
-              <w:top w:type="dxa" w:w="40"/>
-              <w:left w:type="dxa" w:w="80"/>
-              <w:bottom w:type="dxa" w:w="40"/>
-              <w:right w:type="dxa" w:w="80"/>
-            </w:tcMar>
-            <w:vAlign w:val="center"/>
-          </w:tcPr>
-          <w:p>
-            <w:pPr>
-              <w:spacing w:after="0"/>
-            </w:pPr>
-            <w:r>
-              <w:rPr>
-                <w:rFonts w:ascii="Arial" w:cs="Arial" w:eastAsia="Arial" w:hAnsi="Arial"/>
-                <w:b w:val="false"/>
-                <w:bCs w:val="false"/>
-                <w:i w:val="false"/>
-                <w:iCs w:val="false"/>
-                <w:sz w:val="16"/>
-                <w:szCs w:val="16"/>
-              </w:rPr>
-              <w:t xml:space="preserve">......</w:t>
-            </w:r>
-          </w:p>
-        </w:tc>
-        <w:tc>
-          <w:tcPr>
-            <w:tcW w:type="dxa" w:w="8460"/>
-            <w:tcBorders>
-              <w:top w:val="single" w:color="000000" w:sz="6"/>
-              <w:left w:val="single" w:color="000000" w:sz="6"/>
-              <w:bottom w:val="single" w:color="000000" w:sz="6"/>
-              <w:right w:val="single" w:color="000000" w:sz="6"/>
-            </w:tcBorders>
-            <w:tcMar>
-              <w:top w:type="dxa" w:w="40"/>
-              <w:left w:type="dxa" w:w="80"/>
-              <w:bottom w:type="dxa" w:w="40"/>
-              <w:right w:type="dxa" w:w="80"/>
-            </w:tcMar>
-            <w:vAlign w:val="center"/>
-          </w:tcPr>
-          <w:p>
-            <w:pPr>
-              <w:spacing w:after="0"/>
-            </w:pPr>
-            <w:r>
-              <w:rPr>
-                <w:rFonts w:ascii="Arial" w:cs="Arial" w:eastAsia="Arial" w:hAnsi="Arial"/>
-                <w:b w:val="false"/>
-                <w:bCs w:val="false"/>
-                <w:i w:val="false"/>
-                <w:iCs w:val="false"/>
-                <w:sz w:val="16"/>
-                <w:szCs w:val="16"/>
-              </w:rPr>
-              <w:t xml:space="preserve">Un cookie est déposé dans mon navigateur : il me « reconnaît » de site en site.</w:t>
-            </w:r>
-          </w:p>
-        </w:tc>
-      </w:tr>
-      <w:tr>
-        <w:tc>
-          <w:tcPr>
-            <w:tcW w:type="dxa" w:w="900"/>
-            <w:tcBorders>
-              <w:top w:val="single" w:color="000000" w:sz="6"/>
-              <w:left w:val="single" w:color="000000" w:sz="6"/>
-              <w:bottom w:val="single" w:color="000000" w:sz="6"/>
-              <w:right w:val="single" w:color="000000" w:sz="6"/>
-            </w:tcBorders>
-            <w:tcMar>
-              <w:top w:type="dxa" w:w="40"/>
-              <w:left w:type="dxa" w:w="80"/>
-              <w:bottom w:type="dxa" w:w="40"/>
-              <w:right w:type="dxa" w:w="80"/>
-            </w:tcMar>
-            <w:vAlign w:val="center"/>
-          </w:tcPr>
-          <w:p>
-            <w:pPr>
-              <w:spacing w:after="0"/>
-            </w:pPr>
-            <w:r>
-              <w:rPr>
-                <w:rFonts w:ascii="Arial" w:cs="Arial" w:eastAsia="Arial" w:hAnsi="Arial"/>
-                <w:b w:val="false"/>
-                <w:bCs w:val="false"/>
-                <w:i w:val="false"/>
-                <w:iCs w:val="false"/>
-                <w:sz w:val="16"/>
-                <w:szCs w:val="16"/>
-              </w:rPr>
-              <w:t xml:space="preserve">......</w:t>
-            </w:r>
-          </w:p>
-        </w:tc>
-        <w:tc>
-          <w:tcPr>
-            <w:tcW w:type="dxa" w:w="8460"/>
-            <w:tcBorders>
-              <w:top w:val="single" w:color="000000" w:sz="6"/>
-              <w:left w:val="single" w:color="000000" w:sz="6"/>
-              <w:bottom w:val="single" w:color="000000" w:sz="6"/>
-              <w:right w:val="single" w:color="000000" w:sz="6"/>
-            </w:tcBorders>
-            <w:tcMar>
-              <w:top w:type="dxa" w:w="40"/>
-              <w:left w:type="dxa" w:w="80"/>
-              <w:bottom w:type="dxa" w:w="40"/>
-              <w:right w:type="dxa" w:w="80"/>
-            </w:tcMar>
-            <w:vAlign w:val="center"/>
-          </w:tcPr>
-          <w:p>
-            <w:pPr>
-              <w:spacing w:after="0"/>
-            </w:pPr>
-            <w:r>
-              <w:rPr>
-                <w:rFonts w:ascii="Arial" w:cs="Arial" w:eastAsia="Arial" w:hAnsi="Arial"/>
-                <w:b w:val="false"/>
-                <w:bCs w:val="false"/>
-                <w:i w:val="false"/>
-                <w:iCs w:val="false"/>
-                <w:sz w:val="16"/>
-                <w:szCs w:val="16"/>
-              </w:rPr>
-              <w:t xml:space="preserve">Les annonceurs enchérissent en quelques millisecondes pour m'afficher LEUR pub.</w:t>
-            </w:r>
-          </w:p>
-        </w:tc>
-      </w:tr>
-    </w:tbl>
-    <w:tbl>
-      <w:tblPr>
-        <w:tblW w:type="dxa" w:w="9360"/>
-        <w:tblBorders>
-          <w:top w:val="single" w:color="auto" w:sz="4"/>
-          <w:left w:val="single" w:color="auto" w:sz="4"/>
-          <w:bottom w:val="single" w:color="auto" w:sz="4"/>
-          <w:right w:val="single" w:color="auto" w:sz="4"/>
-          <w:insideH w:val="single" w:color="auto" w:sz="4"/>
-          <w:insideV w:val="single" w:color="auto" w:sz="4"/>
-        </w:tblBorders>
-      </w:tblPr>
-      <w:tblGrid>
-        <w:gridCol w:w="9360"/>
-      </w:tblGrid>
-      <w:tr>
-        <w:tc>
-          <w:tcPr>
-            <w:tcW w:type="dxa" w:w="9360"/>
-            <w:tcBorders>
-              <w:top w:val="single" w:color="000000" w:sz="6"/>
-              <w:left w:val="single" w:color="000000" w:sz="6"/>
-              <w:bottom w:val="single" w:color="000000" w:sz="6"/>
-              <w:right w:val="single" w:color="000000" w:sz="6"/>
-            </w:tcBorders>
-            <w:tcMar>
-              <w:top w:type="dxa" w:w="60"/>
-              <w:left w:type="dxa" w:w="120"/>
-              <w:bottom w:type="dxa" w:w="60"/>
-              <w:right w:type="dxa" w:w="120"/>
-            </w:tcMar>
-            <w:vAlign w:val="center"/>
-          </w:tcPr>
-          <w:p>
-            <w:pPr>
-              <w:spacing w:after="40"/>
-            </w:pPr>
-            <w:r>
-              <w:rPr>
-                <w:rFonts w:ascii="Arial" w:cs="Arial" w:eastAsia="Arial" w:hAnsi="Arial"/>
-                <w:b/>
-                <w:bCs/>
-                <w:i w:val="false"/>
-                <w:iCs w:val="false"/>
-                <w:sz w:val="18"/>
-                <w:szCs w:val="18"/>
-              </w:rPr>
-              <w:t xml:space="preserve">DÉFINITION — COOKIE (témoin de connexion) — à compléter ensemble</w:t>
-            </w:r>
-          </w:p>
-          <w:p>
-            <w:pPr>
-              <w:spacing w:after="50"/>
-            </w:pPr>
-            <w:r>
-              <w:rPr>
-                <w:rFonts w:ascii="Arial" w:cs="Arial" w:eastAsia="Arial" w:hAnsi="Arial"/>
-                <w:b w:val="false"/>
-                <w:bCs w:val="false"/>
-                <w:i w:val="false"/>
-                <w:iCs w:val="false"/>
-                <w:sz w:val="16"/>
-                <w:szCs w:val="16"/>
-              </w:rPr>
-              <w:t xml:space="preserve">................................................................................................................</w:t>
-            </w:r>
-          </w:p>
-          <w:p>
-            <w:pPr>
-              <w:spacing w:after="50"/>
-            </w:pPr>
-            <w:r>
-              <w:rPr>
-                <w:rFonts w:ascii="Arial" w:cs="Arial" w:eastAsia="Arial" w:hAnsi="Arial"/>
-                <w:b w:val="false"/>
-                <w:bCs w:val="false"/>
-                <w:i w:val="false"/>
-                <w:iCs w:val="false"/>
-                <w:sz w:val="16"/>
-                <w:szCs w:val="16"/>
-              </w:rPr>
-              <w:t xml:space="preserve">................................................................................................................</w:t>
-            </w:r>
-          </w:p>
-        </w:tc>
-      </w:tr>
-    </w:tbl>
-    <w:p>
-      <w:pPr>
-        <w:spacing w:after="50"/>
-      </w:pPr>
-    </w:p>
-    <w:tbl>
-      <w:tblPr>
-        <w:tblW w:type="dxa" w:w="9360"/>
-        <w:tblBorders>
-          <w:top w:val="single" w:color="auto" w:sz="4"/>
-          <w:left w:val="single" w:color="auto" w:sz="4"/>
-          <w:bottom w:val="single" w:color="auto" w:sz="4"/>
-          <w:right w:val="single" w:color="auto" w:sz="4"/>
-          <w:insideH w:val="single" w:color="auto" w:sz="4"/>
-          <w:insideV w:val="single" w:color="auto" w:sz="4"/>
-        </w:tblBorders>
-      </w:tblPr>
-      <w:tblGrid>
-        <w:gridCol w:w="9360"/>
-      </w:tblGrid>
-      <w:tr>
-        <w:tc>
-          <w:tcPr>
-            <w:tcW w:type="dxa" w:w="9360"/>
-            <w:tcBorders>
-              <w:top w:val="single" w:color="000000" w:sz="6"/>
-              <w:left w:val="single" w:color="000000" w:sz="6"/>
-              <w:bottom w:val="single" w:color="000000" w:sz="6"/>
-              <w:right w:val="single" w:color="000000" w:sz="6"/>
-            </w:tcBorders>
-            <w:shd w:fill="D9D9D9" w:val="clear"/>
-            <w:tcMar>
-              <w:top w:type="dxa" w:w="40"/>
-              <w:left w:type="dxa" w:w="80"/>
-              <w:bottom w:type="dxa" w:w="40"/>
-              <w:right w:type="dxa" w:w="80"/>
-            </w:tcMar>
-            <w:vAlign w:val="center"/>
-          </w:tcPr>
-          <w:p>
-            <w:pPr>
-              <w:spacing w:after="0"/>
-            </w:pPr>
-            <w:r>
-              <w:rPr>
-                <w:rFonts w:ascii="Arial" w:cs="Arial" w:eastAsia="Arial" w:hAnsi="Arial"/>
-                <w:b/>
-                <w:bCs/>
-                <w:i w:val="false"/>
-                <w:iCs w:val="false"/>
-                <w:sz w:val="20"/>
-                <w:szCs w:val="20"/>
-              </w:rPr>
-              <w:t xml:space="preserve">PARTIE 2 — Mes droits : le RGPD</w:t>
-            </w:r>
-          </w:p>
-        </w:tc>
-      </w:tr>
-    </w:tbl>
-    <w:p>
-      <w:pPr>
-        <w:spacing w:after="40"/>
-      </w:pPr>
-    </w:p>
-    <w:p>
-      <w:pPr>
-        <w:spacing w:after="60"/>
-      </w:pPr>
-      <w:r>
-        <w:rPr>
-          <w:rFonts w:ascii="Arial" w:cs="Arial" w:eastAsia="Arial" w:hAnsi="Arial"/>
-          <w:b/>
-          <w:bCs/>
-          <w:i w:val="false"/>
-          <w:iCs w:val="false"/>
-          <w:sz w:val="18"/>
-          <w:szCs w:val="18"/>
-        </w:rPr>
-        <w:t xml:space="preserve">➤ </w:t>
-      </w:r>
-      <w:r>
-        <w:rPr>
-          <w:rFonts w:ascii="Arial" w:cs="Arial" w:eastAsia="Arial" w:hAnsi="Arial"/>
-          <w:b w:val="false"/>
-          <w:bCs w:val="false"/>
-          <w:i w:val="false"/>
-          <w:iCs w:val="false"/>
-          <w:sz w:val="18"/>
-          <w:szCs w:val="18"/>
+          <w:sz w:val="26"/>
+          <w:szCs w:val="26"/>
         </w:rPr>
         <w:t xml:space="preserve">Le RGPD (Règlement Général sur la Protection des Données, 2018) donne des droits à chacun. Relie chaque droit à sa situation.</w:t>
       </w:r>
@@ -1396,8 +1396,8 @@
                 <w:bCs/>
                 <w:i w:val="false"/>
                 <w:iCs w:val="false"/>
-                <w:sz w:val="16"/>
-                <w:szCs w:val="16"/>
+                <w:sz w:val="24"/>
+                <w:szCs w:val="24"/>
               </w:rPr>
               <w:t xml:space="preserve">Droit</w:t>
             </w:r>
@@ -1432,8 +1432,8 @@
                 <w:bCs/>
                 <w:i w:val="false"/>
                 <w:iCs w:val="false"/>
-                <w:sz w:val="16"/>
-                <w:szCs w:val="16"/>
+                <w:sz w:val="24"/>
+                <w:szCs w:val="24"/>
               </w:rPr>
               <w:t xml:space="preserve">Situation</w:t>
             </w:r>
@@ -1469,8 +1469,8 @@
                 <w:bCs w:val="false"/>
                 <w:i w:val="false"/>
                 <w:iCs w:val="false"/>
-                <w:sz w:val="16"/>
-                <w:szCs w:val="16"/>
+                <w:sz w:val="24"/>
+                <w:szCs w:val="24"/>
               </w:rPr>
               <w:t xml:space="preserve">Droit d'ACCÈS  →</w:t>
             </w:r>
@@ -1504,8 +1504,8 @@
                 <w:bCs w:val="false"/>
                 <w:i w:val="false"/>
                 <w:iCs w:val="false"/>
-                <w:sz w:val="16"/>
-                <w:szCs w:val="16"/>
+                <w:sz w:val="24"/>
+                <w:szCs w:val="24"/>
               </w:rPr>
               <w:t xml:space="preserve">« Je veux savoir quelles données vous avez sur moi. »</w:t>
             </w:r>
@@ -1541,8 +1541,8 @@
                 <w:bCs w:val="false"/>
                 <w:i w:val="false"/>
                 <w:iCs w:val="false"/>
-                <w:sz w:val="16"/>
-                <w:szCs w:val="16"/>
+                <w:sz w:val="24"/>
+                <w:szCs w:val="24"/>
               </w:rPr>
               <w:t xml:space="preserve">Droit de RECTIFICATION  →</w:t>
             </w:r>
@@ -1576,8 +1576,8 @@
                 <w:bCs w:val="false"/>
                 <w:i w:val="false"/>
                 <w:iCs w:val="false"/>
-                <w:sz w:val="16"/>
-                <w:szCs w:val="16"/>
+                <w:sz w:val="24"/>
+                <w:szCs w:val="24"/>
               </w:rPr>
               <w:t xml:space="preserve">« Ma date de naissance est fausse, corrigez-la. »</w:t>
             </w:r>
@@ -1613,8 +1613,8 @@
                 <w:bCs w:val="false"/>
                 <w:i w:val="false"/>
                 <w:iCs w:val="false"/>
-                <w:sz w:val="16"/>
-                <w:szCs w:val="16"/>
+                <w:sz w:val="24"/>
+                <w:szCs w:val="24"/>
               </w:rPr>
               <w:t xml:space="preserve">Droit à l'EFFACEMENT  →</w:t>
             </w:r>
@@ -1648,8 +1648,8 @@
                 <w:bCs w:val="false"/>
                 <w:i w:val="false"/>
                 <w:iCs w:val="false"/>
-                <w:sz w:val="16"/>
-                <w:szCs w:val="16"/>
+                <w:sz w:val="24"/>
+                <w:szCs w:val="24"/>
               </w:rPr>
               <w:t xml:space="preserve">« Supprimez mon compte et mes données. »</w:t>
             </w:r>
@@ -1685,8 +1685,8 @@
                 <w:bCs w:val="false"/>
                 <w:i w:val="false"/>
                 <w:iCs w:val="false"/>
-                <w:sz w:val="16"/>
-                <w:szCs w:val="16"/>
+                <w:sz w:val="24"/>
+                <w:szCs w:val="24"/>
               </w:rPr>
               <w:t xml:space="preserve">Droit d'OPPOSITION  →</w:t>
             </w:r>
@@ -1720,8 +1720,8 @@
                 <w:bCs w:val="false"/>
                 <w:i w:val="false"/>
                 <w:iCs w:val="false"/>
-                <w:sz w:val="16"/>
-                <w:szCs w:val="16"/>
+                <w:sz w:val="24"/>
+                <w:szCs w:val="24"/>
               </w:rPr>
               <w:t xml:space="preserve">« Je refuse que mes données servent à la publicité. »</w:t>
             </w:r>
@@ -1731,7 +1731,7 @@
     </w:tbl>
     <w:p>
       <w:pPr>
-        <w:spacing w:after="40" w:before="50"/>
+        <w:spacing w:after="64" w:before="50"/>
       </w:pPr>
       <w:r>
         <w:rPr>
@@ -1740,10 +1740,10 @@
           <w:bCs w:val="false"/>
           <w:i w:val="false"/>
           <w:iCs w:val="false"/>
-          <w:sz w:val="16"/>
-          <w:szCs w:val="16"/>
+          <w:sz w:val="24"/>
+          <w:szCs w:val="24"/>
         </w:rPr>
-        <w:t xml:space="preserve">2a. Avant 15 ans, l'inscription à un réseau social nécessite en plus : ..............................................................</w:t>
+        <w:t xml:space="preserve">2a. Avant 15 ans, l'inscription à un réseau social nécessite en plus : .......................................</w:t>
       </w:r>
     </w:p>
     <w:tbl>
@@ -1791,8 +1791,8 @@
                 <w:bCs/>
                 <w:i w:val="false"/>
                 <w:iCs w:val="false"/>
-                <w:sz w:val="20"/>
-                <w:szCs w:val="20"/>
+                <w:sz w:val="28"/>
+                <w:szCs w:val="28"/>
               </w:rPr>
               <w:t xml:space="preserve">PARTIE 3 — Atelier réglages  (séance en groupe)</w:t>
             </w:r>
@@ -1802,12 +1802,12 @@
     </w:tbl>
     <w:p>
       <w:pPr>
-        <w:spacing w:after="40"/>
+        <w:spacing w:after="64"/>
       </w:pPr>
     </w:p>
     <w:p>
       <w:pPr>
-        <w:spacing w:after="60"/>
+        <w:spacing w:after="96"/>
       </w:pPr>
       <w:r>
         <w:rPr>
@@ -1816,8 +1816,8 @@
           <w:bCs/>
           <w:i w:val="false"/>
           <w:iCs w:val="false"/>
-          <w:sz w:val="18"/>
-          <w:szCs w:val="18"/>
+          <w:sz w:val="26"/>
+          <w:szCs w:val="26"/>
         </w:rPr>
         <w:t xml:space="preserve">➤ </w:t>
       </w:r>
@@ -1828,8 +1828,8 @@
           <w:bCs w:val="false"/>
           <w:i w:val="false"/>
           <w:iCs w:val="false"/>
-          <w:sz w:val="18"/>
-          <w:szCs w:val="18"/>
+          <w:sz w:val="26"/>
+          <w:szCs w:val="26"/>
         </w:rPr>
         <w:t xml:space="preserve">Sur la bannière de cookies projetée et le compte d'entraînement, fais tes choix et justifie-les.</w:t>
       </w:r>
@@ -1880,8 +1880,8 @@
                 <w:bCs/>
                 <w:i w:val="false"/>
                 <w:iCs w:val="false"/>
-                <w:sz w:val="16"/>
-                <w:szCs w:val="16"/>
+                <w:sz w:val="24"/>
+                <w:szCs w:val="24"/>
               </w:rPr>
               <w:t xml:space="preserve">Réglage</w:t>
             </w:r>
@@ -1916,8 +1916,8 @@
                 <w:bCs/>
                 <w:i w:val="false"/>
                 <w:iCs w:val="false"/>
-                <w:sz w:val="16"/>
-                <w:szCs w:val="16"/>
+                <w:sz w:val="24"/>
+                <w:szCs w:val="24"/>
               </w:rPr>
               <w:t xml:space="preserve">Mon choix justifié</w:t>
             </w:r>
@@ -1953,8 +1953,8 @@
                 <w:bCs w:val="false"/>
                 <w:i w:val="false"/>
                 <w:iCs w:val="false"/>
-                <w:sz w:val="16"/>
-                <w:szCs w:val="16"/>
+                <w:sz w:val="24"/>
+                <w:szCs w:val="24"/>
               </w:rPr>
               <w:t xml:space="preserve">Bannière cookies</w:t>
             </w:r>
@@ -1988,10 +1988,10 @@
                 <w:bCs w:val="false"/>
                 <w:i w:val="false"/>
                 <w:iCs w:val="false"/>
-                <w:sz w:val="16"/>
-                <w:szCs w:val="16"/>
-              </w:rPr>
-              <w:t xml:space="preserve">☐ Tout accepter  ☐ Tout refuser  ☐ Personnaliser — car .................................</w:t>
+                <w:sz w:val="24"/>
+                <w:szCs w:val="24"/>
+              </w:rPr>
+              <w:t xml:space="preserve">☐ Tout accepter  ☐ Tout refuser  ☐ Personnaliser — car .................</w:t>
             </w:r>
           </w:p>
         </w:tc>
@@ -2025,8 +2025,8 @@
                 <w:bCs w:val="false"/>
                 <w:i w:val="false"/>
                 <w:iCs w:val="false"/>
-                <w:sz w:val="16"/>
-                <w:szCs w:val="16"/>
+                <w:sz w:val="24"/>
+                <w:szCs w:val="24"/>
               </w:rPr>
               <w:t xml:space="preserve">Géolocalisation de l'application</w:t>
             </w:r>
@@ -2060,10 +2060,10 @@
                 <w:bCs w:val="false"/>
                 <w:i w:val="false"/>
                 <w:iCs w:val="false"/>
-                <w:sz w:val="16"/>
-                <w:szCs w:val="16"/>
-              </w:rPr>
-              <w:t xml:space="preserve">☐ Toujours  ☐ Pendant l'usage  ☐ Jamais — car .................................</w:t>
+                <w:sz w:val="24"/>
+                <w:szCs w:val="24"/>
+              </w:rPr>
+              <w:t xml:space="preserve">☐ Toujours  ☐ Pendant l'usage  ☐ Jamais — car .................</w:t>
             </w:r>
           </w:p>
         </w:tc>
@@ -2097,8 +2097,8 @@
                 <w:bCs w:val="false"/>
                 <w:i w:val="false"/>
                 <w:iCs w:val="false"/>
-                <w:sz w:val="16"/>
-                <w:szCs w:val="16"/>
+                <w:sz w:val="24"/>
+                <w:szCs w:val="24"/>
               </w:rPr>
               <w:t xml:space="preserve">Publicité personnalisée</w:t>
             </w:r>
@@ -2132,10 +2132,10 @@
                 <w:bCs w:val="false"/>
                 <w:i w:val="false"/>
                 <w:iCs w:val="false"/>
-                <w:sz w:val="16"/>
-                <w:szCs w:val="16"/>
-              </w:rPr>
-              <w:t xml:space="preserve">☐ Activée  ☐ Désactivée — car .................................</w:t>
+                <w:sz w:val="24"/>
+                <w:szCs w:val="24"/>
+              </w:rPr>
+              <w:t xml:space="preserve">☐ Activée  ☐ Désactivée — car .................</w:t>
             </w:r>
           </w:p>
         </w:tc>
@@ -2143,7 +2143,7 @@
     </w:tbl>
     <w:p>
       <w:pPr>
-        <w:spacing w:after="40" w:before="50"/>
+        <w:spacing w:after="64" w:before="50"/>
       </w:pPr>
       <w:r>
         <w:rPr>
@@ -2152,8 +2152,8 @@
           <w:bCs w:val="false"/>
           <w:i w:val="false"/>
           <w:iCs w:val="false"/>
-          <w:sz w:val="16"/>
-          <w:szCs w:val="16"/>
+          <w:sz w:val="24"/>
+          <w:szCs w:val="24"/>
         </w:rPr>
         <w:t xml:space="preserve">3a. Se faire passer pour quelqu'un d'autre en ligne (usurpation d'identité) est : ☐ une blague  ☐ un délit puni par la loi</w:t>
       </w:r>
@@ -2194,7 +2194,7 @@
           </w:tcPr>
           <w:p>
             <w:pPr>
-              <w:spacing w:after="60"/>
+              <w:spacing w:after="96"/>
             </w:pPr>
             <w:r>
               <w:rPr>
@@ -2203,61 +2203,61 @@
                 <w:bCs/>
                 <w:i w:val="false"/>
                 <w:iCs w:val="false"/>
-                <w:sz w:val="20"/>
-                <w:szCs w:val="20"/>
+                <w:sz w:val="28"/>
+                <w:szCs w:val="28"/>
               </w:rPr>
               <w:t xml:space="preserve">BILAN — Ce que je retiens</w:t>
             </w:r>
           </w:p>
           <w:p>
             <w:pPr>
-              <w:spacing w:after="60"/>
-            </w:pPr>
-            <w:r>
-              <w:rPr>
-                <w:rFonts w:ascii="Arial" w:cs="Arial" w:eastAsia="Arial" w:hAnsi="Arial"/>
-                <w:b w:val="false"/>
-                <w:bCs w:val="false"/>
-                <w:i w:val="false"/>
-                <w:iCs w:val="false"/>
-                <w:sz w:val="18"/>
-                <w:szCs w:val="18"/>
-              </w:rPr>
-              <w:t xml:space="preserve">Les ...................................... me suivent de site en site pour construire mon profil publicitaire.</w:t>
-            </w:r>
-          </w:p>
-          <w:p>
-            <w:pPr>
-              <w:spacing w:after="60"/>
-            </w:pPr>
-            <w:r>
-              <w:rPr>
-                <w:rFonts w:ascii="Arial" w:cs="Arial" w:eastAsia="Arial" w:hAnsi="Arial"/>
-                <w:b w:val="false"/>
-                <w:bCs w:val="false"/>
-                <w:i w:val="false"/>
-                <w:iCs w:val="false"/>
-                <w:sz w:val="18"/>
-                <w:szCs w:val="18"/>
-              </w:rPr>
-              <w:t xml:space="preserve">Le ...................................... me donne des droits sur mes données : accès, rectification, effacement, opposition.</w:t>
-            </w:r>
-          </w:p>
-          <w:p>
-            <w:pPr>
-              <w:spacing w:after="60"/>
-            </w:pPr>
-            <w:r>
-              <w:rPr>
-                <w:rFonts w:ascii="Arial" w:cs="Arial" w:eastAsia="Arial" w:hAnsi="Arial"/>
-                <w:b w:val="false"/>
-                <w:bCs w:val="false"/>
-                <w:i w:val="false"/>
-                <w:iCs w:val="false"/>
-                <w:sz w:val="18"/>
-                <w:szCs w:val="18"/>
-              </w:rPr>
-              <w:t xml:space="preserve">Sur chaque bannière, je peux ...................................... les cookies non essentiels — c'est mon droit.</w:t>
+              <w:spacing w:after="96"/>
+            </w:pPr>
+            <w:r>
+              <w:rPr>
+                <w:rFonts w:ascii="Arial" w:cs="Arial" w:eastAsia="Arial" w:hAnsi="Arial"/>
+                <w:b w:val="false"/>
+                <w:bCs w:val="false"/>
+                <w:i w:val="false"/>
+                <w:iCs w:val="false"/>
+                <w:sz w:val="26"/>
+                <w:szCs w:val="26"/>
+              </w:rPr>
+              <w:t xml:space="preserve">Les ..................... me suivent de site en site pour construire mon profil publicitaire.</w:t>
+            </w:r>
+          </w:p>
+          <w:p>
+            <w:pPr>
+              <w:spacing w:after="96"/>
+            </w:pPr>
+            <w:r>
+              <w:rPr>
+                <w:rFonts w:ascii="Arial" w:cs="Arial" w:eastAsia="Arial" w:hAnsi="Arial"/>
+                <w:b w:val="false"/>
+                <w:bCs w:val="false"/>
+                <w:i w:val="false"/>
+                <w:iCs w:val="false"/>
+                <w:sz w:val="26"/>
+                <w:szCs w:val="26"/>
+              </w:rPr>
+              <w:t xml:space="preserve">Le ..................... me donne des droits sur mes données : accès, rectification, effacement, opposition.</w:t>
+            </w:r>
+          </w:p>
+          <w:p>
+            <w:pPr>
+              <w:spacing w:after="96"/>
+            </w:pPr>
+            <w:r>
+              <w:rPr>
+                <w:rFonts w:ascii="Arial" w:cs="Arial" w:eastAsia="Arial" w:hAnsi="Arial"/>
+                <w:b w:val="false"/>
+                <w:bCs w:val="false"/>
+                <w:i w:val="false"/>
+                <w:iCs w:val="false"/>
+                <w:sz w:val="26"/>
+                <w:szCs w:val="26"/>
+              </w:rPr>
+              <w:t xml:space="preserve">Sur chaque bannière, je peux ..................... les cookies non essentiels — c'est mon droit.</w:t>
             </w:r>
           </w:p>
         </w:tc>
@@ -2275,8 +2275,8 @@
           <w:bCs w:val="false"/>
           <w:i/>
           <w:iCs/>
-          <w:sz w:val="16"/>
-          <w:szCs w:val="16"/>
+          <w:sz w:val="24"/>
+          <w:szCs w:val="24"/>
         </w:rPr>
         <w:t xml:space="preserve">« Tes données ont de la valeur : c'est pour ça qu'on te les demande gratuitement. »</w:t>
       </w:r>
@@ -2429,8 +2429,8 @@
     <w:rPrDefault>
       <w:rPr>
         <w:rFonts w:ascii="Arial" w:cs="Arial" w:eastAsia="Arial" w:hAnsi="Arial"/>
-        <w:sz w:val="18"/>
-        <w:szCs w:val="18"/>
+        <w:sz w:val="24"/>
+        <w:szCs w:val="24"/>
       </w:rPr>
     </w:rPrDefault>
     <w:pPrDefault/>

--- a/public/2026/seq04/FICHE_S4-A02_RGPD_4eme.docx
+++ b/public/2026/seq04/FICHE_S4-A02_RGPD_4eme.docx
@@ -21,6 +21,9 @@
         <w:gridCol w:w="1200"/>
       </w:tblGrid>
       <w:tr>
+        <w:trPr>
+          <w:cantSplit/>
+        </w:trPr>
         <w:tc>
           <w:tcPr>
             <w:tcW w:type="dxa" w:w="1266"/>
@@ -210,6 +213,32 @@
               <w:t xml:space="preserve">ACTIVITÉ N°02</w:t>
             </w:r>
           </w:p>
+          <w:p>
+            <w:pPr>
+              <w:spacing w:after="0"/>
+            </w:pPr>
+            <w:r>
+              <w:rPr>
+                <w:rFonts w:ascii="Arial" w:cs="Arial" w:eastAsia="Arial" w:hAnsi="Arial"/>
+                <w:sz w:val="14"/>
+                <w:szCs w:val="14"/>
+              </w:rPr>
+              <w:t xml:space="preserve">NOM : ..............................</w:t>
+            </w:r>
+          </w:p>
+          <w:p>
+            <w:pPr>
+              <w:spacing w:after="0"/>
+            </w:pPr>
+            <w:r>
+              <w:rPr>
+                <w:rFonts w:ascii="Arial" w:cs="Arial" w:eastAsia="Arial" w:hAnsi="Arial"/>
+                <w:sz w:val="14"/>
+                <w:szCs w:val="14"/>
+              </w:rPr>
+              <w:t xml:space="preserve">PRÉNOM : .........................</w:t>
+            </w:r>
+          </w:p>
         </w:tc>
         <w:tc>
           <w:tcPr>
@@ -295,32 +324,36 @@
         </w:tblBorders>
       </w:tblPr>
       <w:tblGrid>
-        <w:gridCol w:w="2840"/>
-        <w:gridCol w:w="2840"/>
-        <w:gridCol w:w="1640"/>
-        <w:gridCol w:w="2040"/>
+        <w:gridCol w:w="9360"/>
       </w:tblGrid>
       <w:tr>
-        <w:tc>
-          <w:tcPr>
-            <w:tcW w:type="dxa" w:w="2840"/>
-            <w:tcBorders>
-              <w:top w:val="single" w:color="000000" w:sz="6"/>
-              <w:left w:val="single" w:color="000000" w:sz="6"/>
-              <w:bottom w:val="single" w:color="000000" w:sz="6"/>
-              <w:right w:val="single" w:color="000000" w:sz="6"/>
-            </w:tcBorders>
-            <w:tcMar>
-              <w:top w:type="dxa" w:w="40"/>
-              <w:left w:type="dxa" w:w="80"/>
-              <w:bottom w:type="dxa" w:w="40"/>
-              <w:right w:type="dxa" w:w="80"/>
-            </w:tcMar>
-            <w:vAlign w:val="center"/>
-          </w:tcPr>
-          <w:p>
-            <w:pPr>
-              <w:spacing w:after="0"/>
+        <w:trPr>
+          <w:cantSplit/>
+        </w:trPr>
+        <w:tc>
+          <w:tcPr>
+            <w:tcW w:type="dxa" w:w="9360"/>
+            <w:tcBorders>
+              <w:top w:val="single" w:color="000000" w:sz="6"/>
+              <w:left w:val="single" w:color="000000" w:sz="6"/>
+              <w:bottom w:val="single" w:color="000000" w:sz="6"/>
+              <w:right w:val="single" w:color="000000" w:sz="6"/>
+            </w:tcBorders>
+            <w:shd w:fill="D9D9D9" w:val="clear"/>
+            <w:tcMar>
+              <w:top w:type="dxa" w:w="40"/>
+              <w:left w:type="dxa" w:w="80"/>
+              <w:bottom w:type="dxa" w:w="40"/>
+              <w:right w:type="dxa" w:w="80"/>
+            </w:tcMar>
+            <w:vAlign w:val="center"/>
+          </w:tcPr>
+          <w:p>
+            <w:pPr>
+              <w:keepNext/>
+              <w:keepLines/>
+              <w:spacing w:after="0"/>
+              <w:jc w:val="center"/>
             </w:pPr>
             <w:r>
               <w:rPr>
@@ -329,163 +362,10 @@
                 <w:bCs/>
                 <w:i w:val="false"/>
                 <w:iCs w:val="false"/>
-                <w:sz w:val="24"/>
-                <w:szCs w:val="24"/>
-              </w:rPr>
-              <w:t xml:space="preserve">Nom : </w:t>
-            </w:r>
-            <w:r>
-              <w:rPr>
-                <w:rFonts w:ascii="Arial" w:cs="Arial" w:eastAsia="Arial" w:hAnsi="Arial"/>
-                <w:b w:val="false"/>
-                <w:bCs w:val="false"/>
-                <w:i w:val="false"/>
-                <w:iCs w:val="false"/>
-                <w:sz w:val="24"/>
-                <w:szCs w:val="24"/>
-              </w:rPr>
-              <w:t xml:space="preserve">...................</w:t>
-            </w:r>
-          </w:p>
-        </w:tc>
-        <w:tc>
-          <w:tcPr>
-            <w:tcW w:type="dxa" w:w="2840"/>
-            <w:tcBorders>
-              <w:top w:val="single" w:color="000000" w:sz="6"/>
-              <w:left w:val="single" w:color="000000" w:sz="6"/>
-              <w:bottom w:val="single" w:color="000000" w:sz="6"/>
-              <w:right w:val="single" w:color="000000" w:sz="6"/>
-            </w:tcBorders>
-            <w:tcMar>
-              <w:top w:type="dxa" w:w="40"/>
-              <w:left w:type="dxa" w:w="80"/>
-              <w:bottom w:type="dxa" w:w="40"/>
-              <w:right w:type="dxa" w:w="80"/>
-            </w:tcMar>
-            <w:vAlign w:val="center"/>
-          </w:tcPr>
-          <w:p>
-            <w:pPr>
-              <w:spacing w:after="0"/>
-            </w:pPr>
-            <w:r>
-              <w:rPr>
-                <w:rFonts w:ascii="Arial" w:cs="Arial" w:eastAsia="Arial" w:hAnsi="Arial"/>
-                <w:b/>
-                <w:bCs/>
-                <w:i w:val="false"/>
-                <w:iCs w:val="false"/>
-                <w:sz w:val="24"/>
-                <w:szCs w:val="24"/>
-              </w:rPr>
-              <w:t xml:space="preserve">Prénom : </w:t>
-            </w:r>
-            <w:r>
-              <w:rPr>
-                <w:rFonts w:ascii="Arial" w:cs="Arial" w:eastAsia="Arial" w:hAnsi="Arial"/>
-                <w:b w:val="false"/>
-                <w:bCs w:val="false"/>
-                <w:i w:val="false"/>
-                <w:iCs w:val="false"/>
-                <w:sz w:val="24"/>
-                <w:szCs w:val="24"/>
-              </w:rPr>
-              <w:t xml:space="preserve">................</w:t>
-            </w:r>
-          </w:p>
-        </w:tc>
-        <w:tc>
-          <w:tcPr>
-            <w:tcW w:type="dxa" w:w="1640"/>
-            <w:tcBorders>
-              <w:top w:val="single" w:color="000000" w:sz="6"/>
-              <w:left w:val="single" w:color="000000" w:sz="6"/>
-              <w:bottom w:val="single" w:color="000000" w:sz="6"/>
-              <w:right w:val="single" w:color="000000" w:sz="6"/>
-            </w:tcBorders>
-            <w:tcMar>
-              <w:top w:type="dxa" w:w="40"/>
-              <w:left w:type="dxa" w:w="80"/>
-              <w:bottom w:type="dxa" w:w="40"/>
-              <w:right w:type="dxa" w:w="80"/>
-            </w:tcMar>
-            <w:vAlign w:val="center"/>
-          </w:tcPr>
-          <w:p>
-            <w:pPr>
-              <w:spacing w:after="0"/>
-            </w:pPr>
-            <w:r>
-              <w:rPr>
-                <w:rFonts w:ascii="Arial" w:cs="Arial" w:eastAsia="Arial" w:hAnsi="Arial"/>
-                <w:b/>
-                <w:bCs/>
-                <w:i w:val="false"/>
-                <w:iCs w:val="false"/>
-                <w:sz w:val="24"/>
-                <w:szCs w:val="24"/>
-              </w:rPr>
-              <w:t xml:space="preserve">Classe : </w:t>
-            </w:r>
-            <w:r>
-              <w:rPr>
-                <w:rFonts w:ascii="Arial" w:cs="Arial" w:eastAsia="Arial" w:hAnsi="Arial"/>
-                <w:b w:val="false"/>
-                <w:bCs w:val="false"/>
-                <w:i w:val="false"/>
-                <w:iCs w:val="false"/>
-                <w:sz w:val="24"/>
-                <w:szCs w:val="24"/>
-              </w:rPr>
-              <w:t xml:space="preserve">......</w:t>
-            </w:r>
-          </w:p>
-        </w:tc>
-        <w:tc>
-          <w:tcPr>
-            <w:tcW w:type="dxa" w:w="2040"/>
-            <w:tcBorders>
-              <w:top w:val="single" w:color="000000" w:sz="6"/>
-              <w:left w:val="single" w:color="000000" w:sz="6"/>
-              <w:bottom w:val="single" w:color="000000" w:sz="6"/>
-              <w:right w:val="single" w:color="000000" w:sz="6"/>
-            </w:tcBorders>
-            <w:tcMar>
-              <w:top w:type="dxa" w:w="40"/>
-              <w:left w:type="dxa" w:w="80"/>
-              <w:bottom w:type="dxa" w:w="40"/>
-              <w:right w:type="dxa" w:w="80"/>
-            </w:tcMar>
-            <w:vAlign w:val="center"/>
-          </w:tcPr>
-          <w:p>
-            <w:pPr>
-              <w:spacing w:after="0"/>
-            </w:pPr>
-            <w:r>
-              <w:rPr>
-                <w:rFonts w:ascii="Arial" w:cs="Arial" w:eastAsia="Arial" w:hAnsi="Arial"/>
-                <w:b/>
-                <w:bCs/>
-                <w:i w:val="false"/>
-                <w:iCs w:val="false"/>
-                <w:sz w:val="24"/>
-                <w:szCs w:val="24"/>
-              </w:rPr>
-              <w:t xml:space="preserve">Maison : </w:t>
-            </w:r>
-            <w:r>
-              <w:rPr>
-                <w:rFonts w:ascii="Arial" w:cs="Arial" w:eastAsia="Arial" w:hAnsi="Arial"/>
-                <w:b w:val="false"/>
-                <w:bCs w:val="false"/>
-                <w:i w:val="false"/>
-                <w:iCs w:val="false"/>
-                <w:sz w:val="24"/>
-                <w:szCs w:val="24"/>
-              </w:rPr>
-              <w:t xml:space="preserve">......</w:t>
+                <w:sz w:val="32"/>
+                <w:szCs w:val="32"/>
+              </w:rPr>
+              <w:t xml:space="preserve">TRACES, COOKIES, RGPD : REPRENDRE LA MAIN</w:t>
             </w:r>
           </w:p>
         </w:tc>
@@ -493,6 +373,8 @@
     </w:tbl>
     <w:p>
       <w:pPr>
+        <w:keepNext/>
+        <w:keepLines/>
         <w:spacing w:after="128"/>
       </w:pPr>
     </w:p>
@@ -512,66 +394,9 @@
         <w:gridCol w:w="9360"/>
       </w:tblGrid>
       <w:tr>
-        <w:tc>
-          <w:tcPr>
-            <w:tcW w:type="dxa" w:w="9360"/>
-            <w:tcBorders>
-              <w:top w:val="single" w:color="000000" w:sz="6"/>
-              <w:left w:val="single" w:color="000000" w:sz="6"/>
-              <w:bottom w:val="single" w:color="000000" w:sz="6"/>
-              <w:right w:val="single" w:color="000000" w:sz="6"/>
-            </w:tcBorders>
-            <w:shd w:fill="D9D9D9" w:val="clear"/>
-            <w:tcMar>
-              <w:top w:type="dxa" w:w="40"/>
-              <w:left w:type="dxa" w:w="80"/>
-              <w:bottom w:type="dxa" w:w="40"/>
-              <w:right w:type="dxa" w:w="80"/>
-            </w:tcMar>
-            <w:vAlign w:val="center"/>
-          </w:tcPr>
-          <w:p>
-            <w:pPr>
-              <w:spacing w:after="0"/>
-              <w:jc w:val="center"/>
-            </w:pPr>
-            <w:r>
-              <w:rPr>
-                <w:rFonts w:ascii="Arial" w:cs="Arial" w:eastAsia="Arial" w:hAnsi="Arial"/>
-                <w:b/>
-                <w:bCs/>
-                <w:i w:val="false"/>
-                <w:iCs w:val="false"/>
-                <w:sz w:val="32"/>
-                <w:szCs w:val="32"/>
-              </w:rPr>
-              <w:t xml:space="preserve">TRACES, COOKIES, RGPD : REPRENDRE LA MAIN</w:t>
-            </w:r>
-          </w:p>
-        </w:tc>
-      </w:tr>
-    </w:tbl>
-    <w:p>
-      <w:pPr>
-        <w:spacing w:after="128"/>
-      </w:pPr>
-    </w:p>
-    <w:tbl>
-      <w:tblPr>
-        <w:tblW w:type="dxa" w:w="9360"/>
-        <w:tblBorders>
-          <w:top w:val="single" w:color="auto" w:sz="4"/>
-          <w:left w:val="single" w:color="auto" w:sz="4"/>
-          <w:bottom w:val="single" w:color="auto" w:sz="4"/>
-          <w:right w:val="single" w:color="auto" w:sz="4"/>
-          <w:insideH w:val="single" w:color="auto" w:sz="4"/>
-          <w:insideV w:val="single" w:color="auto" w:sz="4"/>
-        </w:tblBorders>
-      </w:tblPr>
-      <w:tblGrid>
-        <w:gridCol w:w="9360"/>
-      </w:tblGrid>
-      <w:tr>
+        <w:trPr>
+          <w:cantSplit/>
+        </w:trPr>
         <w:tc>
           <w:tcPr>
             <w:tcW w:type="dxa" w:w="9360"/>
@@ -591,6 +416,8 @@
           </w:tcPr>
           <w:p>
             <w:pPr>
+              <w:keepNext/>
+              <w:keepLines/>
               <w:spacing w:after="48"/>
             </w:pPr>
             <w:r>
@@ -608,6 +435,8 @@
           </w:p>
           <w:p>
             <w:pPr>
+              <w:keepNext/>
+              <w:keepLines/>
               <w:spacing w:after="0"/>
             </w:pPr>
             <w:r>
@@ -628,70 +457,35 @@
     </w:tbl>
     <w:p>
       <w:pPr>
-        <w:spacing w:after="128"/>
+        <w:keepNext/>
+        <w:keepLines/>
+        <w:pBdr>
+          <w:top w:val="single" w:color="000000" w:sz="6" w:space="4"/>
+          <w:left w:val="single" w:color="000000" w:sz="6" w:space="4"/>
+          <w:bottom w:val="single" w:color="000000" w:sz="6" w:space="4"/>
+          <w:right w:val="single" w:color="000000" w:sz="6" w:space="4"/>
+        </w:pBdr>
+        <w:shd w:val="clear" w:color="auto" w:fill="D9D9D9"/>
+        <w:spacing w:before="150" w:after="130"/>
+        <w:ind w:left="0" w:right="1106"/>
       </w:pPr>
-    </w:p>
-    <w:tbl>
-      <w:tblPr>
-        <w:tblW w:type="dxa" w:w="9360"/>
-        <w:tblBorders>
-          <w:top w:val="single" w:color="auto" w:sz="4"/>
-          <w:left w:val="single" w:color="auto" w:sz="4"/>
-          <w:bottom w:val="single" w:color="auto" w:sz="4"/>
-          <w:right w:val="single" w:color="auto" w:sz="4"/>
-          <w:insideH w:val="single" w:color="auto" w:sz="4"/>
-          <w:insideV w:val="single" w:color="auto" w:sz="4"/>
-        </w:tblBorders>
-      </w:tblPr>
-      <w:tblGrid>
-        <w:gridCol w:w="9360"/>
-      </w:tblGrid>
-      <w:tr>
-        <w:tc>
-          <w:tcPr>
-            <w:tcW w:type="dxa" w:w="9360"/>
-            <w:tcBorders>
-              <w:top w:val="single" w:color="000000" w:sz="6"/>
-              <w:left w:val="single" w:color="000000" w:sz="6"/>
-              <w:bottom w:val="single" w:color="000000" w:sz="6"/>
-              <w:right w:val="single" w:color="000000" w:sz="6"/>
-            </w:tcBorders>
-            <w:shd w:fill="D9D9D9" w:val="clear"/>
-            <w:tcMar>
-              <w:top w:type="dxa" w:w="40"/>
-              <w:left w:type="dxa" w:w="80"/>
-              <w:bottom w:type="dxa" w:w="40"/>
-              <w:right w:type="dxa" w:w="80"/>
-            </w:tcMar>
-            <w:vAlign w:val="center"/>
-          </w:tcPr>
-          <w:p>
-            <w:pPr>
-              <w:spacing w:after="0"/>
-            </w:pPr>
-            <w:r>
-              <w:rPr>
-                <w:rFonts w:ascii="Arial" w:cs="Arial" w:eastAsia="Arial" w:hAnsi="Arial"/>
-                <w:b/>
-                <w:bCs/>
-                <w:i w:val="false"/>
-                <w:iCs w:val="false"/>
-                <w:sz w:val="28"/>
-                <w:szCs w:val="28"/>
-              </w:rPr>
-              <w:t xml:space="preserve">PARTIE 1 — La mécanique du ciblage publicitaire</w:t>
-            </w:r>
-          </w:p>
-        </w:tc>
-      </w:tr>
-    </w:tbl>
-    <w:p>
-      <w:pPr>
-        <w:spacing w:after="64"/>
-      </w:pPr>
+      <w:r>
+        <w:rPr>
+          <w:rFonts w:ascii="Arial" w:cs="Arial" w:eastAsia="Arial" w:hAnsi="Arial"/>
+          <w:b/>
+          <w:bCs/>
+          <w:i w:val="false"/>
+          <w:iCs w:val="false"/>
+          <w:sz w:val="28"/>
+          <w:szCs w:val="28"/>
+        </w:rPr>
+        <w:t xml:space="preserve">PARTIE 1 — La mécanique du ciblage publicitaire</w:t>
+      </w:r>
     </w:p>
     <w:p>
       <w:pPr>
+        <w:keepNext/>
+        <w:keepLines/>
         <w:spacing w:after="96"/>
       </w:pPr>
       <w:r>
@@ -736,6 +530,9 @@
         <w:gridCol w:w="8460"/>
       </w:tblGrid>
       <w:tr>
+        <w:trPr>
+          <w:cantSplit/>
+        </w:trPr>
         <w:tc>
           <w:tcPr>
             <w:tcW w:type="dxa" w:w="900"/>
@@ -756,6 +553,8 @@
           </w:tcPr>
           <w:p>
             <w:pPr>
+              <w:keepNext/>
+              <w:keepLines/>
               <w:spacing w:after="0"/>
             </w:pPr>
             <w:r>
@@ -792,6 +591,8 @@
           </w:tcPr>
           <w:p>
             <w:pPr>
+              <w:keepNext/>
+              <w:keepLines/>
               <w:spacing w:after="0"/>
             </w:pPr>
             <w:r>
@@ -810,6 +611,9 @@
         </w:tc>
       </w:tr>
       <w:tr>
+        <w:trPr>
+          <w:cantSplit/>
+        </w:trPr>
         <w:tc>
           <w:tcPr>
             <w:tcW w:type="dxa" w:w="900"/>
@@ -829,6 +633,8 @@
           </w:tcPr>
           <w:p>
             <w:pPr>
+              <w:keepNext/>
+              <w:keepLines/>
               <w:spacing w:after="0"/>
             </w:pPr>
             <w:r>
@@ -864,6 +670,8 @@
           </w:tcPr>
           <w:p>
             <w:pPr>
+              <w:keepNext/>
+              <w:keepLines/>
               <w:spacing w:after="0"/>
             </w:pPr>
             <w:r>
@@ -882,6 +690,9 @@
         </w:tc>
       </w:tr>
       <w:tr>
+        <w:trPr>
+          <w:cantSplit/>
+        </w:trPr>
         <w:tc>
           <w:tcPr>
             <w:tcW w:type="dxa" w:w="900"/>
@@ -901,6 +712,8 @@
           </w:tcPr>
           <w:p>
             <w:pPr>
+              <w:keepNext/>
+              <w:keepLines/>
               <w:spacing w:after="0"/>
             </w:pPr>
             <w:r>
@@ -936,6 +749,8 @@
           </w:tcPr>
           <w:p>
             <w:pPr>
+              <w:keepNext/>
+              <w:keepLines/>
               <w:spacing w:after="0"/>
             </w:pPr>
             <w:r>
@@ -954,6 +769,9 @@
         </w:tc>
       </w:tr>
       <w:tr>
+        <w:trPr>
+          <w:cantSplit/>
+        </w:trPr>
         <w:tc>
           <w:tcPr>
             <w:tcW w:type="dxa" w:w="900"/>
@@ -973,6 +791,8 @@
           </w:tcPr>
           <w:p>
             <w:pPr>
+              <w:keepNext/>
+              <w:keepLines/>
               <w:spacing w:after="0"/>
             </w:pPr>
             <w:r>
@@ -1008,6 +828,8 @@
           </w:tcPr>
           <w:p>
             <w:pPr>
+              <w:keepNext/>
+              <w:keepLines/>
               <w:spacing w:after="0"/>
             </w:pPr>
             <w:r>
@@ -1026,6 +848,9 @@
         </w:tc>
       </w:tr>
       <w:tr>
+        <w:trPr>
+          <w:cantSplit/>
+        </w:trPr>
         <w:tc>
           <w:tcPr>
             <w:tcW w:type="dxa" w:w="900"/>
@@ -1045,6 +870,8 @@
           </w:tcPr>
           <w:p>
             <w:pPr>
+              <w:keepNext/>
+              <w:keepLines/>
               <w:spacing w:after="0"/>
             </w:pPr>
             <w:r>
@@ -1080,6 +907,8 @@
           </w:tcPr>
           <w:p>
             <w:pPr>
+              <w:keepNext/>
+              <w:keepLines/>
               <w:spacing w:after="0"/>
             </w:pPr>
             <w:r>
@@ -1098,6 +927,9 @@
         </w:tc>
       </w:tr>
       <w:tr>
+        <w:trPr>
+          <w:cantSplit/>
+        </w:trPr>
         <w:tc>
           <w:tcPr>
             <w:tcW w:type="dxa" w:w="900"/>
@@ -1186,6 +1018,9 @@
         <w:gridCol w:w="9360"/>
       </w:tblGrid>
       <w:tr>
+        <w:trPr>
+          <w:cantSplit/>
+        </w:trPr>
         <w:tc>
           <w:tcPr>
             <w:tcW w:type="dxa" w:w="9360"/>
@@ -1205,6 +1040,8 @@
           </w:tcPr>
           <w:p>
             <w:pPr>
+              <w:keepNext/>
+              <w:keepLines/>
               <w:spacing w:after="64"/>
             </w:pPr>
             <w:r>
@@ -1222,6 +1059,8 @@
           </w:p>
           <w:p>
             <w:pPr>
+              <w:keepNext/>
+              <w:keepLines/>
               <w:spacing w:after="80"/>
             </w:pPr>
             <w:r>
@@ -1239,6 +1078,8 @@
           </w:p>
           <w:p>
             <w:pPr>
+              <w:keepNext/>
+              <w:keepLines/>
               <w:spacing w:after="80"/>
             </w:pPr>
             <w:r>
@@ -1259,70 +1100,35 @@
     </w:tbl>
     <w:p>
       <w:pPr>
-        <w:spacing w:after="80"/>
+        <w:keepNext/>
+        <w:keepLines/>
+        <w:pBdr>
+          <w:top w:val="single" w:color="000000" w:sz="6" w:space="4"/>
+          <w:left w:val="single" w:color="000000" w:sz="6" w:space="4"/>
+          <w:bottom w:val="single" w:color="000000" w:sz="6" w:space="4"/>
+          <w:right w:val="single" w:color="000000" w:sz="6" w:space="4"/>
+        </w:pBdr>
+        <w:shd w:val="clear" w:color="auto" w:fill="D9D9D9"/>
+        <w:spacing w:before="150" w:after="130"/>
+        <w:ind w:left="0" w:right="1106"/>
       </w:pPr>
-    </w:p>
-    <w:tbl>
-      <w:tblPr>
-        <w:tblW w:type="dxa" w:w="9360"/>
-        <w:tblBorders>
-          <w:top w:val="single" w:color="auto" w:sz="4"/>
-          <w:left w:val="single" w:color="auto" w:sz="4"/>
-          <w:bottom w:val="single" w:color="auto" w:sz="4"/>
-          <w:right w:val="single" w:color="auto" w:sz="4"/>
-          <w:insideH w:val="single" w:color="auto" w:sz="4"/>
-          <w:insideV w:val="single" w:color="auto" w:sz="4"/>
-        </w:tblBorders>
-      </w:tblPr>
-      <w:tblGrid>
-        <w:gridCol w:w="9360"/>
-      </w:tblGrid>
-      <w:tr>
-        <w:tc>
-          <w:tcPr>
-            <w:tcW w:type="dxa" w:w="9360"/>
-            <w:tcBorders>
-              <w:top w:val="single" w:color="000000" w:sz="6"/>
-              <w:left w:val="single" w:color="000000" w:sz="6"/>
-              <w:bottom w:val="single" w:color="000000" w:sz="6"/>
-              <w:right w:val="single" w:color="000000" w:sz="6"/>
-            </w:tcBorders>
-            <w:shd w:fill="D9D9D9" w:val="clear"/>
-            <w:tcMar>
-              <w:top w:type="dxa" w:w="40"/>
-              <w:left w:type="dxa" w:w="80"/>
-              <w:bottom w:type="dxa" w:w="40"/>
-              <w:right w:type="dxa" w:w="80"/>
-            </w:tcMar>
-            <w:vAlign w:val="center"/>
-          </w:tcPr>
-          <w:p>
-            <w:pPr>
-              <w:spacing w:after="0"/>
-            </w:pPr>
-            <w:r>
-              <w:rPr>
-                <w:rFonts w:ascii="Arial" w:cs="Arial" w:eastAsia="Arial" w:hAnsi="Arial"/>
-                <w:b/>
-                <w:bCs/>
-                <w:i w:val="false"/>
-                <w:iCs w:val="false"/>
-                <w:sz w:val="28"/>
-                <w:szCs w:val="28"/>
-              </w:rPr>
-              <w:t xml:space="preserve">PARTIE 2 — Mes droits : le RGPD</w:t>
-            </w:r>
-          </w:p>
-        </w:tc>
-      </w:tr>
-    </w:tbl>
-    <w:p>
-      <w:pPr>
-        <w:spacing w:after="64"/>
-      </w:pPr>
+      <w:r>
+        <w:rPr>
+          <w:rFonts w:ascii="Arial" w:cs="Arial" w:eastAsia="Arial" w:hAnsi="Arial"/>
+          <w:b/>
+          <w:bCs/>
+          <w:i w:val="false"/>
+          <w:iCs w:val="false"/>
+          <w:sz w:val="28"/>
+          <w:szCs w:val="28"/>
+        </w:rPr>
+        <w:t xml:space="preserve">PARTIE 2 — Mes droits : le RGPD</w:t>
+      </w:r>
     </w:p>
     <w:p>
       <w:pPr>
+        <w:keepNext/>
+        <w:keepLines/>
         <w:spacing w:after="96"/>
       </w:pPr>
       <w:r>
@@ -1367,6 +1173,9 @@
         <w:gridCol w:w="5960"/>
       </w:tblGrid>
       <w:tr>
+        <w:trPr>
+          <w:cantSplit/>
+        </w:trPr>
         <w:tc>
           <w:tcPr>
             <w:tcW w:type="dxa" w:w="3400"/>
@@ -1387,6 +1196,8 @@
           </w:tcPr>
           <w:p>
             <w:pPr>
+              <w:keepNext/>
+              <w:keepLines/>
               <w:spacing w:after="0"/>
             </w:pPr>
             <w:r>
@@ -1423,6 +1234,8 @@
           </w:tcPr>
           <w:p>
             <w:pPr>
+              <w:keepNext/>
+              <w:keepLines/>
               <w:spacing w:after="0"/>
             </w:pPr>
             <w:r>
@@ -1441,6 +1254,9 @@
         </w:tc>
       </w:tr>
       <w:tr>
+        <w:trPr>
+          <w:cantSplit/>
+        </w:trPr>
         <w:tc>
           <w:tcPr>
             <w:tcW w:type="dxa" w:w="3400"/>
@@ -1460,6 +1276,8 @@
           </w:tcPr>
           <w:p>
             <w:pPr>
+              <w:keepNext/>
+              <w:keepLines/>
               <w:spacing w:after="0"/>
             </w:pPr>
             <w:r>
@@ -1495,6 +1313,8 @@
           </w:tcPr>
           <w:p>
             <w:pPr>
+              <w:keepNext/>
+              <w:keepLines/>
               <w:spacing w:after="0"/>
             </w:pPr>
             <w:r>
@@ -1513,6 +1333,9 @@
         </w:tc>
       </w:tr>
       <w:tr>
+        <w:trPr>
+          <w:cantSplit/>
+        </w:trPr>
         <w:tc>
           <w:tcPr>
             <w:tcW w:type="dxa" w:w="3400"/>
@@ -1532,6 +1355,8 @@
           </w:tcPr>
           <w:p>
             <w:pPr>
+              <w:keepNext/>
+              <w:keepLines/>
               <w:spacing w:after="0"/>
             </w:pPr>
             <w:r>
@@ -1567,6 +1392,8 @@
           </w:tcPr>
           <w:p>
             <w:pPr>
+              <w:keepNext/>
+              <w:keepLines/>
               <w:spacing w:after="0"/>
             </w:pPr>
             <w:r>
@@ -1585,6 +1412,9 @@
         </w:tc>
       </w:tr>
       <w:tr>
+        <w:trPr>
+          <w:cantSplit/>
+        </w:trPr>
         <w:tc>
           <w:tcPr>
             <w:tcW w:type="dxa" w:w="3400"/>
@@ -1604,6 +1434,8 @@
           </w:tcPr>
           <w:p>
             <w:pPr>
+              <w:keepNext/>
+              <w:keepLines/>
               <w:spacing w:after="0"/>
             </w:pPr>
             <w:r>
@@ -1639,6 +1471,8 @@
           </w:tcPr>
           <w:p>
             <w:pPr>
+              <w:keepNext/>
+              <w:keepLines/>
               <w:spacing w:after="0"/>
             </w:pPr>
             <w:r>
@@ -1657,6 +1491,9 @@
         </w:tc>
       </w:tr>
       <w:tr>
+        <w:trPr>
+          <w:cantSplit/>
+        </w:trPr>
         <w:tc>
           <w:tcPr>
             <w:tcW w:type="dxa" w:w="3400"/>
@@ -1746,67 +1583,37 @@
         <w:t xml:space="preserve">2a. Avant 15 ans, l'inscription à un réseau social nécessite en plus : .......................................</w:t>
       </w:r>
     </w:p>
-    <w:tbl>
-      <w:tblPr>
-        <w:tblW w:type="dxa" w:w="9360"/>
-        <w:tblBorders>
-          <w:top w:val="single" w:color="auto" w:sz="4"/>
-          <w:left w:val="single" w:color="auto" w:sz="4"/>
-          <w:bottom w:val="single" w:color="auto" w:sz="4"/>
-          <w:right w:val="single" w:color="auto" w:sz="4"/>
-          <w:insideH w:val="single" w:color="auto" w:sz="4"/>
-          <w:insideV w:val="single" w:color="auto" w:sz="4"/>
-        </w:tblBorders>
-      </w:tblPr>
-      <w:tblGrid>
-        <w:gridCol w:w="9360"/>
-      </w:tblGrid>
-      <w:tr>
-        <w:tc>
-          <w:tcPr>
-            <w:tcW w:type="dxa" w:w="9360"/>
-            <w:tcBorders>
-              <w:top w:val="single" w:color="000000" w:sz="6"/>
-              <w:left w:val="single" w:color="000000" w:sz="6"/>
-              <w:bottom w:val="single" w:color="000000" w:sz="6"/>
-              <w:right w:val="single" w:color="000000" w:sz="6"/>
-            </w:tcBorders>
-            <w:shd w:fill="D9D9D9" w:val="clear"/>
-            <w:tcMar>
-              <w:top w:type="dxa" w:w="40"/>
-              <w:left w:type="dxa" w:w="80"/>
-              <w:bottom w:type="dxa" w:w="40"/>
-              <w:right w:type="dxa" w:w="80"/>
-            </w:tcMar>
-            <w:vAlign w:val="center"/>
-          </w:tcPr>
-          <w:p>
-            <w:pPr>
-              <w:spacing w:after="0"/>
-            </w:pPr>
-            <w:r>
-              <w:rPr>
-                <w:rFonts w:ascii="Arial" w:cs="Arial" w:eastAsia="Arial" w:hAnsi="Arial"/>
-                <w:b/>
-                <w:bCs/>
-                <w:i w:val="false"/>
-                <w:iCs w:val="false"/>
-                <w:sz w:val="28"/>
-                <w:szCs w:val="28"/>
-              </w:rPr>
-              <w:t xml:space="preserve">PARTIE 3 — Atelier réglages  (séance en groupe)</w:t>
-            </w:r>
-          </w:p>
-        </w:tc>
-      </w:tr>
-    </w:tbl>
     <w:p>
       <w:pPr>
-        <w:spacing w:after="64"/>
+        <w:keepNext/>
+        <w:keepLines/>
+        <w:pBdr>
+          <w:top w:val="single" w:color="000000" w:sz="6" w:space="4"/>
+          <w:left w:val="single" w:color="000000" w:sz="6" w:space="4"/>
+          <w:bottom w:val="single" w:color="000000" w:sz="6" w:space="4"/>
+          <w:right w:val="single" w:color="000000" w:sz="6" w:space="4"/>
+        </w:pBdr>
+        <w:shd w:val="clear" w:color="auto" w:fill="D9D9D9"/>
+        <w:spacing w:before="150" w:after="130"/>
+        <w:ind w:left="0" w:right="1106"/>
       </w:pPr>
+      <w:r>
+        <w:rPr>
+          <w:rFonts w:ascii="Arial" w:cs="Arial" w:eastAsia="Arial" w:hAnsi="Arial"/>
+          <w:b/>
+          <w:bCs/>
+          <w:i w:val="false"/>
+          <w:iCs w:val="false"/>
+          <w:sz w:val="28"/>
+          <w:szCs w:val="28"/>
+        </w:rPr>
+        <w:t xml:space="preserve">PARTIE 3 — Atelier réglages  (séance en groupe)</w:t>
+      </w:r>
     </w:p>
     <w:p>
       <w:pPr>
+        <w:keepNext/>
+        <w:keepLines/>
         <w:spacing w:after="96"/>
       </w:pPr>
       <w:r>
@@ -1851,6 +1658,9 @@
         <w:gridCol w:w="5960"/>
       </w:tblGrid>
       <w:tr>
+        <w:trPr>
+          <w:cantSplit/>
+        </w:trPr>
         <w:tc>
           <w:tcPr>
             <w:tcW w:type="dxa" w:w="3400"/>
@@ -1871,6 +1681,8 @@
           </w:tcPr>
           <w:p>
             <w:pPr>
+              <w:keepNext/>
+              <w:keepLines/>
               <w:spacing w:after="0"/>
             </w:pPr>
             <w:r>
@@ -1907,6 +1719,8 @@
           </w:tcPr>
           <w:p>
             <w:pPr>
+              <w:keepNext/>
+              <w:keepLines/>
               <w:spacing w:after="0"/>
             </w:pPr>
             <w:r>
@@ -1925,6 +1739,9 @@
         </w:tc>
       </w:tr>
       <w:tr>
+        <w:trPr>
+          <w:cantSplit/>
+        </w:trPr>
         <w:tc>
           <w:tcPr>
             <w:tcW w:type="dxa" w:w="3400"/>
@@ -1944,6 +1761,8 @@
           </w:tcPr>
           <w:p>
             <w:pPr>
+              <w:keepNext/>
+              <w:keepLines/>
               <w:spacing w:after="0"/>
             </w:pPr>
             <w:r>
@@ -1979,6 +1798,8 @@
           </w:tcPr>
           <w:p>
             <w:pPr>
+              <w:keepNext/>
+              <w:keepLines/>
               <w:spacing w:after="0"/>
             </w:pPr>
             <w:r>
@@ -1997,6 +1818,9 @@
         </w:tc>
       </w:tr>
       <w:tr>
+        <w:trPr>
+          <w:cantSplit/>
+        </w:trPr>
         <w:tc>
           <w:tcPr>
             <w:tcW w:type="dxa" w:w="3400"/>
@@ -2016,6 +1840,8 @@
           </w:tcPr>
           <w:p>
             <w:pPr>
+              <w:keepNext/>
+              <w:keepLines/>
               <w:spacing w:after="0"/>
             </w:pPr>
             <w:r>
@@ -2051,6 +1877,8 @@
           </w:tcPr>
           <w:p>
             <w:pPr>
+              <w:keepNext/>
+              <w:keepLines/>
               <w:spacing w:after="0"/>
             </w:pPr>
             <w:r>
@@ -2069,6 +1897,9 @@
         </w:tc>
       </w:tr>
       <w:tr>
+        <w:trPr>
+          <w:cantSplit/>
+        </w:trPr>
         <w:tc>
           <w:tcPr>
             <w:tcW w:type="dxa" w:w="3400"/>
@@ -2174,6 +2005,9 @@
         <w:gridCol w:w="9360"/>
       </w:tblGrid>
       <w:tr>
+        <w:trPr>
+          <w:cantSplit/>
+        </w:trPr>
         <w:tc>
           <w:tcPr>
             <w:tcW w:type="dxa" w:w="9360"/>

--- a/public/2026/seq04/FICHE_S4-A02_RGPD_4eme.docx
+++ b/public/2026/seq04/FICHE_S4-A02_RGPD_4eme.docx
@@ -1153,7 +1153,7 @@
           <w:sz w:val="26"/>
           <w:szCs w:val="26"/>
         </w:rPr>
-        <w:t xml:space="preserve">Le RGPD (Règlement Général sur la Protection des Données, 2018) donne des droits à chacun. Relie chaque droit à sa situation.</w:t>
+        <w:t xml:space="preserve">Le RGPD (Règlement Général sur la Protection des Données, 2018) donne des droits à chacun. Écris le numéro de la situation en face du droit qui lui correspond.</w:t>
       </w:r>
     </w:p>
     <w:tbl>
@@ -1290,7 +1290,7 @@
                 <w:sz w:val="24"/>
                 <w:szCs w:val="24"/>
               </w:rPr>
-              <w:t xml:space="preserve">Droit d'ACCÈS  →</w:t>
+              <w:t xml:space="preserve">Droit d'ACCÈS → n° ......</w:t>
             </w:r>
           </w:p>
         </w:tc>
@@ -1327,7 +1327,7 @@
                 <w:sz w:val="24"/>
                 <w:szCs w:val="24"/>
               </w:rPr>
-              <w:t xml:space="preserve">« Je veux savoir quelles données vous avez sur moi. »</w:t>
+              <w:t xml:space="preserve">① « Supprimez mon compte et mes données. »</w:t>
             </w:r>
           </w:p>
         </w:tc>
@@ -1369,7 +1369,7 @@
                 <w:sz w:val="24"/>
                 <w:szCs w:val="24"/>
               </w:rPr>
-              <w:t xml:space="preserve">Droit de RECTIFICATION  →</w:t>
+              <w:t xml:space="preserve">Droit de RECTIFICATION → n° ......</w:t>
             </w:r>
           </w:p>
         </w:tc>
@@ -1406,7 +1406,7 @@
                 <w:sz w:val="24"/>
                 <w:szCs w:val="24"/>
               </w:rPr>
-              <w:t xml:space="preserve">« Ma date de naissance est fausse, corrigez-la. »</w:t>
+              <w:t xml:space="preserve">② « Ma date de naissance est fausse, corrigez-la. »</w:t>
             </w:r>
           </w:p>
         </w:tc>
@@ -1448,7 +1448,7 @@
                 <w:sz w:val="24"/>
                 <w:szCs w:val="24"/>
               </w:rPr>
-              <w:t xml:space="preserve">Droit à l'EFFACEMENT  →</w:t>
+              <w:t xml:space="preserve">Droit à l'EFFACEMENT → n° ......</w:t>
             </w:r>
           </w:p>
         </w:tc>
@@ -1485,7 +1485,7 @@
                 <w:sz w:val="24"/>
                 <w:szCs w:val="24"/>
               </w:rPr>
-              <w:t xml:space="preserve">« Supprimez mon compte et mes données. »</w:t>
+              <w:t xml:space="preserve">③ « Je refuse que mes données servent à la publicité. »</w:t>
             </w:r>
           </w:p>
         </w:tc>
@@ -1525,7 +1525,7 @@
                 <w:sz w:val="24"/>
                 <w:szCs w:val="24"/>
               </w:rPr>
-              <w:t xml:space="preserve">Droit d'OPPOSITION  →</w:t>
+              <w:t xml:space="preserve">Droit d'OPPOSITION → n° ......</w:t>
             </w:r>
           </w:p>
         </w:tc>
@@ -1560,7 +1560,7 @@
                 <w:sz w:val="24"/>
                 <w:szCs w:val="24"/>
               </w:rPr>
-              <w:t xml:space="preserve">« Je refuse que mes données servent à la publicité. »</w:t>
+              <w:t xml:space="preserve">④ « Je veux savoir quelles données vous avez sur moi. »</w:t>
             </w:r>
           </w:p>
         </w:tc>
@@ -1638,7 +1638,26 @@
           <w:sz w:val="26"/>
           <w:szCs w:val="26"/>
         </w:rPr>
-        <w:t xml:space="preserve">Sur la bannière de cookies projetée et le compte d'entraînement, fais tes choix et justifie-les.</w:t>
+        <w:t xml:space="preserve">Sur la bannière de cookies projetée, coche les réglages que tu choisis.</w:t>
+      </w:r>
+    </w:p>
+    <w:p>
+      <w:pPr>
+        <w:keepNext/>
+        <w:keepLines/>
+        <w:spacing w:after="96"/>
+      </w:pPr>
+      <w:r>
+        <w:rPr>
+          <w:rFonts w:ascii="Arial" w:cs="Arial" w:eastAsia="Arial" w:hAnsi="Arial"/>
+          <w:b w:val="false"/>
+          <w:bCs w:val="false"/>
+          <w:i/>
+          <w:iCs/>
+          <w:sz w:val="24"/>
+          <w:szCs w:val="24"/>
+        </w:rPr>
+        <w:t xml:space="preserve">➤ Complète ensuite : « Je refuse … parce que … ».</w:t>
       </w:r>
     </w:p>
     <w:tbl>

--- a/public/2026/seq04/FICHE_S4-A02_RGPD_4eme.docx
+++ b/public/2026/seq04/FICHE_S4-A02_RGPD_4eme.docx
@@ -211,32 +211,6 @@
                 <w:szCs w:val="15"/>
               </w:rPr>
               <w:t xml:space="preserve">ACTIVITÉ N°02</w:t>
-            </w:r>
-          </w:p>
-          <w:p>
-            <w:pPr>
-              <w:spacing w:after="0"/>
-            </w:pPr>
-            <w:r>
-              <w:rPr>
-                <w:rFonts w:ascii="Arial" w:cs="Arial" w:eastAsia="Arial" w:hAnsi="Arial"/>
-                <w:sz w:val="14"/>
-                <w:szCs w:val="14"/>
-              </w:rPr>
-              <w:t xml:space="preserve">NOM : ..............................</w:t>
-            </w:r>
-          </w:p>
-          <w:p>
-            <w:pPr>
-              <w:spacing w:after="0"/>
-            </w:pPr>
-            <w:r>
-              <w:rPr>
-                <w:rFonts w:ascii="Arial" w:cs="Arial" w:eastAsia="Arial" w:hAnsi="Arial"/>
-                <w:sz w:val="14"/>
-                <w:szCs w:val="14"/>
-              </w:rPr>
-              <w:t xml:space="preserve">PRÉNOM : .........................</w:t>
             </w:r>
           </w:p>
         </w:tc>

--- a/public/2026/seq04/FICHE_S4-A02_RGPD_4eme.docx
+++ b/public/2026/seq04/FICHE_S4-A02_RGPD_4eme.docx
@@ -345,6 +345,30 @@
         </w:tc>
       </w:tr>
     </w:tbl>
+    <w:p>
+      <w:pPr>
+        <w:keepNext/>
+        <w:spacing w:after="128"/>
+      </w:pPr>
+      <w:r>
+        <w:rPr>
+          <w:rFonts w:ascii="Arial" w:cs="Arial" w:eastAsia="Arial" w:hAnsi="Arial"/>
+          <w:sz w:val="24"/>
+          <w:szCs w:val="24"/>
+          <w:b/>
+          <w:bCs/>
+        </w:rPr>
+        <w:t xml:space="preserve">OBJECTIF — </w:t>
+      </w:r>
+      <w:r>
+        <w:rPr>
+          <w:rFonts w:ascii="Arial" w:cs="Arial" w:eastAsia="Arial" w:hAnsi="Arial"/>
+          <w:sz w:val="24"/>
+          <w:szCs w:val="24"/>
+        </w:rPr>
+        <w:t xml:space="preserve">Tu sauras expliquer comment on te cible, et régler tes paramètres de confidentialité.</w:t>
+      </w:r>
+    </w:p>
     <w:p>
       <w:pPr>
         <w:keepNext/>
@@ -609,19 +633,19 @@
             <w:pPr>
               <w:keepNext/>
               <w:keepLines/>
-              <w:spacing w:after="0"/>
-            </w:pPr>
-            <w:r>
-              <w:rPr>
-                <w:rFonts w:ascii="Arial" w:cs="Arial" w:eastAsia="Arial" w:hAnsi="Arial"/>
-                <w:b w:val="false"/>
-                <w:bCs w:val="false"/>
-                <w:i w:val="false"/>
-                <w:iCs w:val="false"/>
-                <w:sz w:val="24"/>
-                <w:szCs w:val="24"/>
-              </w:rPr>
-              <w:t xml:space="preserve">......</w:t>
+              <w:spacing w:after="230"/>
+            </w:pPr>
+            <w:r>
+              <w:rPr>
+                <w:rFonts w:ascii="Arial" w:cs="Arial" w:eastAsia="Arial" w:hAnsi="Arial"/>
+                <w:b w:val="false"/>
+                <w:bCs w:val="false"/>
+                <w:i w:val="false"/>
+                <w:iCs w:val="false"/>
+                <w:sz w:val="24"/>
+                <w:szCs w:val="24"/>
+              </w:rPr>
+              <w:t xml:space="preserve">.........</w:t>
             </w:r>
           </w:p>
         </w:tc>
@@ -688,19 +712,19 @@
             <w:pPr>
               <w:keepNext/>
               <w:keepLines/>
-              <w:spacing w:after="0"/>
-            </w:pPr>
-            <w:r>
-              <w:rPr>
-                <w:rFonts w:ascii="Arial" w:cs="Arial" w:eastAsia="Arial" w:hAnsi="Arial"/>
-                <w:b w:val="false"/>
-                <w:bCs w:val="false"/>
-                <w:i w:val="false"/>
-                <w:iCs w:val="false"/>
-                <w:sz w:val="24"/>
-                <w:szCs w:val="24"/>
-              </w:rPr>
-              <w:t xml:space="preserve">......</w:t>
+              <w:spacing w:after="230"/>
+            </w:pPr>
+            <w:r>
+              <w:rPr>
+                <w:rFonts w:ascii="Arial" w:cs="Arial" w:eastAsia="Arial" w:hAnsi="Arial"/>
+                <w:b w:val="false"/>
+                <w:bCs w:val="false"/>
+                <w:i w:val="false"/>
+                <w:iCs w:val="false"/>
+                <w:sz w:val="24"/>
+                <w:szCs w:val="24"/>
+              </w:rPr>
+              <w:t xml:space="preserve">.........</w:t>
             </w:r>
           </w:p>
         </w:tc>
@@ -767,19 +791,19 @@
             <w:pPr>
               <w:keepNext/>
               <w:keepLines/>
-              <w:spacing w:after="0"/>
-            </w:pPr>
-            <w:r>
-              <w:rPr>
-                <w:rFonts w:ascii="Arial" w:cs="Arial" w:eastAsia="Arial" w:hAnsi="Arial"/>
-                <w:b w:val="false"/>
-                <w:bCs w:val="false"/>
-                <w:i w:val="false"/>
-                <w:iCs w:val="false"/>
-                <w:sz w:val="24"/>
-                <w:szCs w:val="24"/>
-              </w:rPr>
-              <w:t xml:space="preserve">......</w:t>
+              <w:spacing w:after="230"/>
+            </w:pPr>
+            <w:r>
+              <w:rPr>
+                <w:rFonts w:ascii="Arial" w:cs="Arial" w:eastAsia="Arial" w:hAnsi="Arial"/>
+                <w:b w:val="false"/>
+                <w:bCs w:val="false"/>
+                <w:i w:val="false"/>
+                <w:iCs w:val="false"/>
+                <w:sz w:val="24"/>
+                <w:szCs w:val="24"/>
+              </w:rPr>
+              <w:t xml:space="preserve">.........</w:t>
             </w:r>
           </w:p>
         </w:tc>
@@ -846,19 +870,19 @@
             <w:pPr>
               <w:keepNext/>
               <w:keepLines/>
-              <w:spacing w:after="0"/>
-            </w:pPr>
-            <w:r>
-              <w:rPr>
-                <w:rFonts w:ascii="Arial" w:cs="Arial" w:eastAsia="Arial" w:hAnsi="Arial"/>
-                <w:b w:val="false"/>
-                <w:bCs w:val="false"/>
-                <w:i w:val="false"/>
-                <w:iCs w:val="false"/>
-                <w:sz w:val="24"/>
-                <w:szCs w:val="24"/>
-              </w:rPr>
-              <w:t xml:space="preserve">......</w:t>
+              <w:spacing w:after="230"/>
+            </w:pPr>
+            <w:r>
+              <w:rPr>
+                <w:rFonts w:ascii="Arial" w:cs="Arial" w:eastAsia="Arial" w:hAnsi="Arial"/>
+                <w:b w:val="false"/>
+                <w:bCs w:val="false"/>
+                <w:i w:val="false"/>
+                <w:iCs w:val="false"/>
+                <w:sz w:val="24"/>
+                <w:szCs w:val="24"/>
+              </w:rPr>
+              <w:t xml:space="preserve">.........</w:t>
             </w:r>
           </w:p>
         </w:tc>
@@ -923,19 +947,19 @@
           </w:tcPr>
           <w:p>
             <w:pPr>
-              <w:spacing w:after="0"/>
-            </w:pPr>
-            <w:r>
-              <w:rPr>
-                <w:rFonts w:ascii="Arial" w:cs="Arial" w:eastAsia="Arial" w:hAnsi="Arial"/>
-                <w:b w:val="false"/>
-                <w:bCs w:val="false"/>
-                <w:i w:val="false"/>
-                <w:iCs w:val="false"/>
-                <w:sz w:val="24"/>
-                <w:szCs w:val="24"/>
-              </w:rPr>
-              <w:t xml:space="preserve">......</w:t>
+              <w:spacing w:after="230"/>
+            </w:pPr>
+            <w:r>
+              <w:rPr>
+                <w:rFonts w:ascii="Arial" w:cs="Arial" w:eastAsia="Arial" w:hAnsi="Arial"/>
+                <w:b w:val="false"/>
+                <w:bCs w:val="false"/>
+                <w:i w:val="false"/>
+                <w:iCs w:val="false"/>
+                <w:sz w:val="24"/>
+                <w:szCs w:val="24"/>
+              </w:rPr>
+              <w:t xml:space="preserve">.........</w:t>
             </w:r>
           </w:p>
         </w:tc>
@@ -1035,38 +1059,38 @@
             <w:pPr>
               <w:keepNext/>
               <w:keepLines/>
-              <w:spacing w:after="80"/>
-            </w:pPr>
-            <w:r>
-              <w:rPr>
-                <w:rFonts w:ascii="Arial" w:cs="Arial" w:eastAsia="Arial" w:hAnsi="Arial"/>
-                <w:b w:val="false"/>
-                <w:bCs w:val="false"/>
-                <w:i w:val="false"/>
-                <w:iCs w:val="false"/>
-                <w:sz w:val="24"/>
-                <w:szCs w:val="24"/>
-              </w:rPr>
-              <w:t xml:space="preserve">.........................................................................</w:t>
-            </w:r>
-          </w:p>
-          <w:p>
-            <w:pPr>
-              <w:keepNext/>
-              <w:keepLines/>
-              <w:spacing w:after="80"/>
-            </w:pPr>
-            <w:r>
-              <w:rPr>
-                <w:rFonts w:ascii="Arial" w:cs="Arial" w:eastAsia="Arial" w:hAnsi="Arial"/>
-                <w:b w:val="false"/>
-                <w:bCs w:val="false"/>
-                <w:i w:val="false"/>
-                <w:iCs w:val="false"/>
-                <w:sz w:val="24"/>
-                <w:szCs w:val="24"/>
-              </w:rPr>
-              <w:t xml:space="preserve">.........................................................................</w:t>
+              <w:spacing w:after="230"/>
+            </w:pPr>
+            <w:r>
+              <w:rPr>
+                <w:rFonts w:ascii="Arial" w:cs="Arial" w:eastAsia="Arial" w:hAnsi="Arial"/>
+                <w:b w:val="false"/>
+                <w:bCs w:val="false"/>
+                <w:i w:val="false"/>
+                <w:iCs w:val="false"/>
+                <w:sz w:val="24"/>
+                <w:szCs w:val="24"/>
+              </w:rPr>
+              <w:t xml:space="preserve">...................................................................................................................................</w:t>
+            </w:r>
+          </w:p>
+          <w:p>
+            <w:pPr>
+              <w:keepNext/>
+              <w:keepLines/>
+              <w:spacing w:after="230"/>
+            </w:pPr>
+            <w:r>
+              <w:rPr>
+                <w:rFonts w:ascii="Arial" w:cs="Arial" w:eastAsia="Arial" w:hAnsi="Arial"/>
+                <w:b w:val="false"/>
+                <w:bCs w:val="false"/>
+                <w:i w:val="false"/>
+                <w:iCs w:val="false"/>
+                <w:sz w:val="24"/>
+                <w:szCs w:val="24"/>
+              </w:rPr>
+              <w:t xml:space="preserve">...................................................................................................................................</w:t>
             </w:r>
           </w:p>
         </w:tc>
@@ -1252,19 +1276,19 @@
             <w:pPr>
               <w:keepNext/>
               <w:keepLines/>
-              <w:spacing w:after="0"/>
-            </w:pPr>
-            <w:r>
-              <w:rPr>
-                <w:rFonts w:ascii="Arial" w:cs="Arial" w:eastAsia="Arial" w:hAnsi="Arial"/>
-                <w:b w:val="false"/>
-                <w:bCs w:val="false"/>
-                <w:i w:val="false"/>
-                <w:iCs w:val="false"/>
-                <w:sz w:val="24"/>
-                <w:szCs w:val="24"/>
-              </w:rPr>
-              <w:t xml:space="preserve">Droit d'ACCÈS → n° ......</w:t>
+              <w:spacing w:after="230"/>
+            </w:pPr>
+            <w:r>
+              <w:rPr>
+                <w:rFonts w:ascii="Arial" w:cs="Arial" w:eastAsia="Arial" w:hAnsi="Arial"/>
+                <w:b w:val="false"/>
+                <w:bCs w:val="false"/>
+                <w:i w:val="false"/>
+                <w:iCs w:val="false"/>
+                <w:sz w:val="24"/>
+                <w:szCs w:val="24"/>
+              </w:rPr>
+              <w:t xml:space="preserve">Droit d'ACCÈS → n° ............</w:t>
             </w:r>
           </w:p>
         </w:tc>
@@ -1331,19 +1355,19 @@
             <w:pPr>
               <w:keepNext/>
               <w:keepLines/>
-              <w:spacing w:after="0"/>
-            </w:pPr>
-            <w:r>
-              <w:rPr>
-                <w:rFonts w:ascii="Arial" w:cs="Arial" w:eastAsia="Arial" w:hAnsi="Arial"/>
-                <w:b w:val="false"/>
-                <w:bCs w:val="false"/>
-                <w:i w:val="false"/>
-                <w:iCs w:val="false"/>
-                <w:sz w:val="24"/>
-                <w:szCs w:val="24"/>
-              </w:rPr>
-              <w:t xml:space="preserve">Droit de RECTIFICATION → n° ......</w:t>
+              <w:spacing w:after="230"/>
+            </w:pPr>
+            <w:r>
+              <w:rPr>
+                <w:rFonts w:ascii="Arial" w:cs="Arial" w:eastAsia="Arial" w:hAnsi="Arial"/>
+                <w:b w:val="false"/>
+                <w:bCs w:val="false"/>
+                <w:i w:val="false"/>
+                <w:iCs w:val="false"/>
+                <w:sz w:val="24"/>
+                <w:szCs w:val="24"/>
+              </w:rPr>
+              <w:t xml:space="preserve">Droit de RECTIFICATION → n° ....</w:t>
             </w:r>
           </w:p>
         </w:tc>
@@ -1410,19 +1434,19 @@
             <w:pPr>
               <w:keepNext/>
               <w:keepLines/>
-              <w:spacing w:after="0"/>
-            </w:pPr>
-            <w:r>
-              <w:rPr>
-                <w:rFonts w:ascii="Arial" w:cs="Arial" w:eastAsia="Arial" w:hAnsi="Arial"/>
-                <w:b w:val="false"/>
-                <w:bCs w:val="false"/>
-                <w:i w:val="false"/>
-                <w:iCs w:val="false"/>
-                <w:sz w:val="24"/>
-                <w:szCs w:val="24"/>
-              </w:rPr>
-              <w:t xml:space="preserve">Droit à l'EFFACEMENT → n° ......</w:t>
+              <w:spacing w:after="230"/>
+            </w:pPr>
+            <w:r>
+              <w:rPr>
+                <w:rFonts w:ascii="Arial" w:cs="Arial" w:eastAsia="Arial" w:hAnsi="Arial"/>
+                <w:b w:val="false"/>
+                <w:bCs w:val="false"/>
+                <w:i w:val="false"/>
+                <w:iCs w:val="false"/>
+                <w:sz w:val="24"/>
+                <w:szCs w:val="24"/>
+              </w:rPr>
+              <w:t xml:space="preserve">Droit à l'EFFACEMENT → n° ....</w:t>
             </w:r>
           </w:p>
         </w:tc>
@@ -1487,19 +1511,19 @@
           </w:tcPr>
           <w:p>
             <w:pPr>
-              <w:spacing w:after="0"/>
-            </w:pPr>
-            <w:r>
-              <w:rPr>
-                <w:rFonts w:ascii="Arial" w:cs="Arial" w:eastAsia="Arial" w:hAnsi="Arial"/>
-                <w:b w:val="false"/>
-                <w:bCs w:val="false"/>
-                <w:i w:val="false"/>
-                <w:iCs w:val="false"/>
-                <w:sz w:val="24"/>
-                <w:szCs w:val="24"/>
-              </w:rPr>
-              <w:t xml:space="preserve">Droit d'OPPOSITION → n° ......</w:t>
+              <w:spacing w:after="230"/>
+            </w:pPr>
+            <w:r>
+              <w:rPr>
+                <w:rFonts w:ascii="Arial" w:cs="Arial" w:eastAsia="Arial" w:hAnsi="Arial"/>
+                <w:b w:val="false"/>
+                <w:bCs w:val="false"/>
+                <w:i w:val="false"/>
+                <w:iCs w:val="false"/>
+                <w:sz w:val="24"/>
+                <w:szCs w:val="24"/>
+              </w:rPr>
+              <w:t xml:space="preserve">Droit d'OPPOSITION → n° ....</w:t>
             </w:r>
           </w:p>
         </w:tc>
@@ -1542,7 +1566,7 @@
     </w:tbl>
     <w:p>
       <w:pPr>
-        <w:spacing w:after="64" w:before="50"/>
+        <w:spacing w:after="230" w:before="50"/>
       </w:pPr>
       <w:r>
         <w:rPr>
@@ -1554,7 +1578,7 @@
           <w:sz w:val="24"/>
           <w:szCs w:val="24"/>
         </w:rPr>
-        <w:t xml:space="preserve">2a. Avant 15 ans, l'inscription à un réseau social nécessite en plus : .......................................</w:t>
+        <w:t xml:space="preserve">2a. Avant 15 ans, l'inscription à un réseau social nécessite en plus : ..........................................</w:t>
       </w:r>
     </w:p>
     <w:p>
@@ -1793,19 +1817,19 @@
             <w:pPr>
               <w:keepNext/>
               <w:keepLines/>
-              <w:spacing w:after="0"/>
-            </w:pPr>
-            <w:r>
-              <w:rPr>
-                <w:rFonts w:ascii="Arial" w:cs="Arial" w:eastAsia="Arial" w:hAnsi="Arial"/>
-                <w:b w:val="false"/>
-                <w:bCs w:val="false"/>
-                <w:i w:val="false"/>
-                <w:iCs w:val="false"/>
-                <w:sz w:val="24"/>
-                <w:szCs w:val="24"/>
-              </w:rPr>
-              <w:t xml:space="preserve">☐ Tout accepter  ☐ Tout refuser  ☐ Personnaliser — car .................</w:t>
+              <w:spacing w:after="230"/>
+            </w:pPr>
+            <w:r>
+              <w:rPr>
+                <w:rFonts w:ascii="Arial" w:cs="Arial" w:eastAsia="Arial" w:hAnsi="Arial"/>
+                <w:b w:val="false"/>
+                <w:bCs w:val="false"/>
+                <w:i w:val="false"/>
+                <w:iCs w:val="false"/>
+                <w:sz w:val="24"/>
+                <w:szCs w:val="24"/>
+              </w:rPr>
+              <w:t xml:space="preserve">☐ Tout accepter  ☐ Tout refuser  ☐ Personnaliser — car ....</w:t>
             </w:r>
           </w:p>
         </w:tc>
@@ -1872,19 +1896,19 @@
             <w:pPr>
               <w:keepNext/>
               <w:keepLines/>
-              <w:spacing w:after="0"/>
-            </w:pPr>
-            <w:r>
-              <w:rPr>
-                <w:rFonts w:ascii="Arial" w:cs="Arial" w:eastAsia="Arial" w:hAnsi="Arial"/>
-                <w:b w:val="false"/>
-                <w:bCs w:val="false"/>
-                <w:i w:val="false"/>
-                <w:iCs w:val="false"/>
-                <w:sz w:val="24"/>
-                <w:szCs w:val="24"/>
-              </w:rPr>
-              <w:t xml:space="preserve">☐ Toujours  ☐ Pendant l'usage  ☐ Jamais — car .................</w:t>
+              <w:spacing w:after="230"/>
+            </w:pPr>
+            <w:r>
+              <w:rPr>
+                <w:rFonts w:ascii="Arial" w:cs="Arial" w:eastAsia="Arial" w:hAnsi="Arial"/>
+                <w:b w:val="false"/>
+                <w:bCs w:val="false"/>
+                <w:i w:val="false"/>
+                <w:iCs w:val="false"/>
+                <w:sz w:val="24"/>
+                <w:szCs w:val="24"/>
+              </w:rPr>
+              <w:t xml:space="preserve">☐ Toujours  ☐ Pendant l'usage  ☐ Jamais — car .....</w:t>
             </w:r>
           </w:p>
         </w:tc>
@@ -1947,19 +1971,19 @@
           </w:tcPr>
           <w:p>
             <w:pPr>
-              <w:spacing w:after="0"/>
-            </w:pPr>
-            <w:r>
-              <w:rPr>
-                <w:rFonts w:ascii="Arial" w:cs="Arial" w:eastAsia="Arial" w:hAnsi="Arial"/>
-                <w:b w:val="false"/>
-                <w:bCs w:val="false"/>
-                <w:i w:val="false"/>
-                <w:iCs w:val="false"/>
-                <w:sz w:val="24"/>
-                <w:szCs w:val="24"/>
-              </w:rPr>
-              <w:t xml:space="preserve">☐ Activée  ☐ Désactivée — car .................</w:t>
+              <w:spacing w:after="230"/>
+            </w:pPr>
+            <w:r>
+              <w:rPr>
+                <w:rFonts w:ascii="Arial" w:cs="Arial" w:eastAsia="Arial" w:hAnsi="Arial"/>
+                <w:b w:val="false"/>
+                <w:bCs w:val="false"/>
+                <w:i w:val="false"/>
+                <w:iCs w:val="false"/>
+                <w:sz w:val="24"/>
+                <w:szCs w:val="24"/>
+              </w:rPr>
+              <w:t xml:space="preserve">☐ Activée  ☐ Désactivée — car ................................</w:t>
             </w:r>
           </w:p>
         </w:tc>

--- a/public/2026/seq04/FICHE_S4-A02_RGPD_4eme.docx
+++ b/public/2026/seq04/FICHE_S4-A02_RGPD_4eme.docx
@@ -453,6 +453,35 @@
         </w:tc>
       </w:tr>
     </w:tbl>
+    <w:p>
+      <w:pPr>
+        <w:keepNext/>
+        <w:spacing w:before="96" w:after="60"/>
+      </w:pPr>
+      <w:r>
+        <w:rPr>
+          <w:rFonts w:ascii="Arial" w:cs="Arial" w:eastAsia="Arial" w:hAnsi="Arial"/>
+          <w:sz w:val="22"/>
+          <w:szCs w:val="22"/>
+          <w:i/>
+          <w:iCs/>
+        </w:rPr>
+        <w:t xml:space="preserve">D'APRÈS TOI ? Réponds AVANT de commencer, même sans être sûr. Ça ne se note pas.</w:t>
+      </w:r>
+    </w:p>
+    <w:p>
+      <w:pPr>
+        <w:spacing w:after="240"/>
+      </w:pPr>
+      <w:r>
+        <w:rPr>
+          <w:rFonts w:ascii="Arial" w:cs="Arial" w:eastAsia="Arial" w:hAnsi="Arial"/>
+          <w:sz w:val="24"/>
+          <w:szCs w:val="24"/>
+        </w:rPr>
+        <w:t xml:space="preserve">............................................................................................................................................</w:t>
+      </w:r>
+    </w:p>
     <w:p>
       <w:pPr>
         <w:keepNext/>

--- a/public/2026/seq04/FICHE_S4-A02_RGPD_4eme.docx
+++ b/public/2026/seq04/FICHE_S4-A02_RGPD_4eme.docx
@@ -480,6 +480,52 @@
           <w:szCs w:val="24"/>
         </w:rPr>
         <w:t xml:space="preserve">............................................................................................................................................</w:t>
+      </w:r>
+    </w:p>
+    <w:p>
+      <w:pPr>
+        <w:keepNext/>
+        <w:pBdr>
+          <w:top w:val="single" w:sz="6" w:space="2" w:color="D9D9D9"/>
+          <w:left w:val="single" w:sz="6" w:space="2" w:color="D9D9D9"/>
+          <w:bottom w:val="single" w:sz="6" w:space="2" w:color="D9D9D9"/>
+          <w:right w:val="single" w:sz="6" w:space="2" w:color="D9D9D9"/>
+        </w:pBdr>
+        <w:shd w:val="clear" w:color="auto" w:fill="F2F2F2"/>
+        <w:spacing w:before="80" w:after="120"/>
+        <w:ind w:left="60" w:right="60"/>
+      </w:pPr>
+      <w:r>
+        <w:rPr>
+          <w:rFonts w:ascii="Arial" w:cs="Arial" w:eastAsia="Arial" w:hAnsi="Arial"/>
+          <w:b/>
+          <w:bCs/>
+          <w:sz w:val="24"/>
+          <w:szCs w:val="24"/>
+        </w:rPr>
+        <w:t xml:space="preserve">RESSOURCE 1 — Cybertech</w:t>
+      </w:r>
+      <w:r>
+        <w:rPr>
+          <w:rFonts w:ascii="Arial" w:cs="Arial" w:eastAsia="Arial" w:hAnsi="Arial"/>
+          <w:sz w:val="24"/>
+          <w:szCs w:val="24"/>
+        </w:rPr>
+        <w:t xml:space="preserve"> · Techno-Flash · rien à installer</w:t>
+      </w:r>
+      <w:r>
+        <w:rPr>
+          <w:rFonts w:ascii="Arial" w:cs="Arial" w:eastAsia="Arial" w:hAnsi="Arial"/>
+        </w:rPr>
+        <w:br/>
+      </w:r>
+      <w:r>
+        <w:rPr>
+          <w:rFonts w:ascii="Arial" w:cs="Arial" w:eastAsia="Arial" w:hAnsi="Arial"/>
+          <w:sz w:val="22"/>
+          <w:szCs w:val="22"/>
+        </w:rPr>
+        <w:t xml:space="preserve">→ techno-flash.com/animations/Cybertech-45ejsu78f/cybertech.html</w:t>
       </w:r>
     </w:p>
     <w:p>
